--- a/templates_word/conventionaps.docx
+++ b/templates_word/conventionaps.docx
@@ -1,6 +1,6 @@
 
 <file path=word/document.xml><?xml version="1.0" encoding="utf-8"?>
-<w:document xmlns:wpc="http://schemas.microsoft.com/office/word/2010/wordprocessingCanvas" xmlns:cx="http://schemas.microsoft.com/office/drawing/2014/chartex" xmlns:cx1="http://schemas.microsoft.com/office/drawing/2015/9/8/chartex" xmlns:cx2="http://schemas.microsoft.com/office/drawing/2015/10/21/chartex" xmlns:cx3="http://schemas.microsoft.com/office/drawing/2016/5/9/chartex" xmlns:cx4="http://schemas.microsoft.com/office/drawing/2016/5/10/chartex" xmlns:cx5="http://schemas.microsoft.com/office/drawing/2016/5/11/chartex" xmlns:cx6="http://schemas.microsoft.com/office/drawing/2016/5/12/chartex" xmlns:cx7="http://schemas.microsoft.com/office/drawing/2016/5/13/chartex" xmlns:cx8="http://schemas.microsoft.com/office/drawing/2016/5/14/chartex" xmlns:mc="http://schemas.openxmlformats.org/markup-compatibility/2006" xmlns:aink="http://schemas.microsoft.com/office/drawing/2016/ink" xmlns:am3d="http://schemas.microsoft.com/office/drawing/2017/model3d" xmlns:o="urn:schemas-microsoft-com:office:office" xmlns:oel="http://schemas.microsoft.com/office/2019/extlst" xmlns:r="http://schemas.openxmlformats.org/officeDocument/2006/relationships" xmlns:m="http://schemas.openxmlformats.org/officeDocument/2006/math" xmlns:v="urn:schemas-microsoft-com:vml" xmlns:wp14="http://schemas.microsoft.com/office/word/2010/wordprocessingDrawing" xmlns:wp="http://schemas.openxmlformats.org/drawingml/2006/wordprocessingDrawing" xmlns:w10="urn:schemas-microsoft-com:office:word" xmlns:w="http://schemas.openxmlformats.org/wordprocessingml/2006/main" xmlns:w14="http://schemas.microsoft.com/office/word/2010/wordml" xmlns:w15="http://schemas.microsoft.com/office/word/2012/wordml" xmlns:w16cex="http://schemas.microsoft.com/office/word/2018/wordml/cex" xmlns:w16cid="http://schemas.microsoft.com/office/word/2016/wordml/cid" xmlns:w16="http://schemas.microsoft.com/office/word/2018/wordml" xmlns:w16du="http://schemas.microsoft.com/office/word/2023/wordml/word16du" xmlns:w16sdtdh="http://schemas.microsoft.com/office/word/2020/wordml/sdtdatahash" xmlns:w16sdtfl="http://schemas.microsoft.com/office/word/2024/wordml/sdtformatlock" xmlns:w16se="http://schemas.microsoft.com/office/word/2015/wordml/symex" xmlns:wpg="http://schemas.microsoft.com/office/word/2010/wordprocessingGroup" xmlns:wpi="http://schemas.microsoft.com/office/word/2010/wordprocessingInk" xmlns:wne="http://schemas.microsoft.com/office/word/2006/wordml" xmlns:wps="http://schemas.microsoft.com/office/word/2010/wordprocessingShape" mc:Ignorable="w14 w15 w16se w16cid w16 w16cex w16sdtdh w16sdtfl w16du wp14">
+<w:document xmlns:wpc="http://schemas.microsoft.com/office/word/2010/wordprocessingCanvas" xmlns:cx="http://schemas.microsoft.com/office/drawing/2014/chartex" xmlns:cx1="http://schemas.microsoft.com/office/drawing/2015/9/8/chartex" xmlns:cx2="http://schemas.microsoft.com/office/drawing/2015/10/21/chartex" xmlns:cx3="http://schemas.microsoft.com/office/drawing/2016/5/9/chartex" xmlns:cx4="http://schemas.microsoft.com/office/drawing/2016/5/10/chartex" xmlns:cx5="http://schemas.microsoft.com/office/drawing/2016/5/11/chartex" xmlns:cx6="http://schemas.microsoft.com/office/drawing/2016/5/12/chartex" xmlns:cx7="http://schemas.microsoft.com/office/drawing/2016/5/13/chartex" xmlns:cx8="http://schemas.microsoft.com/office/drawing/2016/5/14/chartex" xmlns:mc="http://schemas.openxmlformats.org/markup-compatibility/2006" xmlns:m="http://schemas.openxmlformats.org/officeDocument/2006/math" xmlns:aink="http://schemas.microsoft.com/office/drawing/2016/ink" xmlns:am3d="http://schemas.microsoft.com/office/drawing/2017/model3d" xmlns:oel="http://schemas.microsoft.com/office/2019/extlst" xmlns:r="http://schemas.openxmlformats.org/officeDocument/2006/relationships" xmlns:wp14="http://schemas.microsoft.com/office/word/2010/wordprocessingDrawing" xmlns:wp="http://schemas.openxmlformats.org/drawingml/2006/wordprocessingDrawing" xmlns:wpg="http://schemas.microsoft.com/office/word/2010/wordprocessingGroup" xmlns:wpi="http://schemas.microsoft.com/office/word/2010/wordprocessingInk" xmlns:wps="http://schemas.microsoft.com/office/word/2010/wordprocessingShape" xmlns:o="urn:schemas-microsoft-com:office:office" xmlns:v="urn:schemas-microsoft-com:vml" xmlns:w10="urn:schemas-microsoft-com:office:word" xmlns:w="http://schemas.openxmlformats.org/wordprocessingml/2006/main" xmlns:w14="http://schemas.microsoft.com/office/word/2010/wordml" xmlns:w15="http://schemas.microsoft.com/office/word/2012/wordml" xmlns:w16cei="http://schemas.microsoft.com/office/word/2026/wordml/cei" xmlns:w16cex="http://schemas.microsoft.com/office/word/2018/wordml/cex" xmlns:w16cid="http://schemas.microsoft.com/office/word/2016/wordml/cid" xmlns:w16="http://schemas.microsoft.com/office/word/2018/wordml" xmlns:w16sdtdh="http://schemas.microsoft.com/office/word/2020/wordml/sdtdatahash" xmlns:w16sdtfl="http://schemas.microsoft.com/office/word/2024/wordml/sdtformatlock" xmlns:w16se="http://schemas.microsoft.com/office/word/2015/wordml/symex" xmlns:w16du="http://schemas.microsoft.com/office/word/2023/wordml/word16du" xmlns:wne="http://schemas.microsoft.com/office/word/2006/wordml" mc:Ignorable="w14 w15 w16se w16cid w16 w16cex w16sdtdh w16sdtfl w16du wp14">
   <w:body>
     <w:p/>
     <w:tbl>
@@ -630,27 +630,13 @@
         </w:rPr>
         <w:br w:type="page"/>
       </w:r>
-    </w:p>
-    <w:p>
-      <w:pPr>
-        <w:spacing w:before="120" w:after="120"/>
+      <w:r>
         <w:rPr>
           <w:b/>
           <w:color w:val="000000"/>
           <w:sz w:val="24"/>
         </w:rPr>
-      </w:pPr>
-    </w:p>
-    <w:p>
-      <w:pPr>
-        <w:spacing w:before="120" w:after="120"/>
-      </w:pPr>
-      <w:r>
-        <w:rPr>
-          <w:b/>
-          <w:color w:val="000000"/>
-          <w:sz w:val="24"/>
-        </w:rPr>
+        <w:lastRenderedPageBreak/>
         <w:t>Article 1 - Objet</w:t>
       </w:r>
     </w:p>
@@ -833,13 +819,6 @@
     </w:p>
     <w:p>
       <w:pPr>
-        <w:spacing w:after="80"/>
-        <w:ind w:left="360" w:hanging="216"/>
-        <w:jc w:val="both"/>
-      </w:pPr>
-    </w:p>
-    <w:p>
-      <w:pPr>
         <w:rPr>
           <w:b/>
         </w:rPr>
@@ -850,15 +829,6 @@
         </w:rPr>
         <w:br w:type="page"/>
       </w:r>
-    </w:p>
-    <w:p>
-      <w:pPr>
-        <w:spacing w:after="80"/>
-        <w:rPr>
-          <w:i/>
-          <w:iCs/>
-        </w:rPr>
-      </w:pPr>
       <w:r>
         <w:rPr>
           <w:b/>
@@ -1028,7 +998,7 @@
         <w:rPr>
           <w:b/>
         </w:rPr>
-        <w:t xml:space="preserve"> </w:t>
+        <w:t xml:space="preserve"> 36648</w:t>
       </w:r>
     </w:p>
     <w:p>
@@ -1437,16 +1407,6 @@
       <w:r>
         <w:br w:type="page"/>
       </w:r>
-    </w:p>
-    <w:p>
-      <w:pPr>
-        <w:spacing w:after="80"/>
-        <w:jc w:val="both"/>
-        <w:rPr>
-          <w:b/>
-          <w:bCs/>
-        </w:rPr>
-      </w:pPr>
       <w:r>
         <w:rPr>
           <w:b/>
@@ -1698,6 +1658,7 @@
         <w:jc w:val="both"/>
       </w:pPr>
       <w:r>
+        <w:lastRenderedPageBreak/>
         <w:t>L’organisme de formation met en œuvre les moyens nécessaires afin d’assurer le bon déroulement de la formation, le suivi pédagogique des stagiaires et l’atteinte des objectifs définis.</w:t>
       </w:r>
     </w:p>
@@ -1714,7 +1675,6 @@
           <w:color w:val="000000"/>
           <w:sz w:val="24"/>
         </w:rPr>
-        <w:lastRenderedPageBreak/>
         <w:t>Article 4 bis – Modalités de la formation à distance</w:t>
       </w:r>
     </w:p>
@@ -2003,26 +1963,20 @@
       <w:r>
         <w:t>Ces activités donnent lieu à un suivi pédagogique individualisé et à des évaluations permettant d’attester de la participation effective du stagiaire à la formation.</w:t>
       </w:r>
-    </w:p>
-    <w:p>
-      <w:pPr>
-        <w:spacing w:after="80"/>
-        <w:jc w:val="both"/>
-      </w:pPr>
-    </w:p>
-    <w:p>
-      <w:pPr>
+      <w:r>
         <w:rPr>
           <w:b/>
           <w:bCs/>
         </w:rPr>
-      </w:pPr>
+        <w:br w:type="page"/>
+      </w:r>
       <w:r>
         <w:rPr>
           <w:b/>
           <w:bCs/>
         </w:rPr>
-        <w:br w:type="page"/>
+        <w:lastRenderedPageBreak/>
+        <w:t>Conformément à l’article D.6313-3-1 du Code du travail, la formation comporte des séquences réalisées à distance comprenant :</w:t>
       </w:r>
     </w:p>
     <w:p>
@@ -2034,24 +1988,6 @@
           <w:bCs/>
         </w:rPr>
       </w:pPr>
-      <w:r>
-        <w:rPr>
-          <w:b/>
-          <w:bCs/>
-        </w:rPr>
-        <w:lastRenderedPageBreak/>
-        <w:t>Conformément à l’article D.6313-3-1 du Code du travail, la formation comporte des séquences réalisées à distance comprenant :</w:t>
-      </w:r>
-    </w:p>
-    <w:p>
-      <w:pPr>
-        <w:spacing w:after="80"/>
-        <w:jc w:val="both"/>
-        <w:rPr>
-          <w:b/>
-          <w:bCs/>
-        </w:rPr>
-      </w:pPr>
     </w:p>
     <w:p>
       <w:pPr>
@@ -2255,6 +2191,89 @@
       </w:pPr>
       <w:r>
         <w:t>Il assure le premier niveau d'intervention faisant suite à un dysfonctionnement, un événement ou un incident.</w:t>
+      </w:r>
+    </w:p>
+    <w:p>
+      <w:pPr>
+        <w:rPr>
+          <w:b/>
+          <w:sz w:val="24"/>
+        </w:rPr>
+      </w:pPr>
+      <w:r>
+        <w:rPr>
+          <w:b/>
+          <w:sz w:val="24"/>
+        </w:rPr>
+        <w:br w:type="page"/>
+      </w:r>
+      <w:r>
+        <w:rPr>
+          <w:b/>
+          <w:sz w:val="24"/>
+        </w:rPr>
+        <w:lastRenderedPageBreak/>
+        <w:t>Article 5 - Modalités d'évaluation - contrôle des connaissances</w:t>
+      </w:r>
+    </w:p>
+    <w:p>
+      <w:pPr>
+        <w:spacing w:before="160" w:after="80"/>
+        <w:jc w:val="both"/>
+      </w:pPr>
+      <w:r>
+        <w:rPr>
+          <w:b/>
+        </w:rPr>
+        <w:t>1) Modalités d'évaluation en cours de formation :</w:t>
+      </w:r>
+    </w:p>
+    <w:p>
+      <w:pPr>
+        <w:spacing w:after="80"/>
+        <w:jc w:val="both"/>
+      </w:pPr>
+      <w:r>
+        <w:t>Réalisation de QCM/QCU d'entraînement, mise en situation professionnelle, entraînement à la certification. La formation fait l'objet d'une évaluation formative réalisée par le formateur.</w:t>
+      </w:r>
+    </w:p>
+    <w:p>
+      <w:pPr>
+        <w:spacing w:before="160" w:after="80"/>
+        <w:jc w:val="both"/>
+      </w:pPr>
+      <w:r>
+        <w:rPr>
+          <w:b/>
+        </w:rPr>
+        <w:t>2) Modalités de passage de l'examen :</w:t>
+      </w:r>
+    </w:p>
+    <w:p>
+      <w:pPr>
+        <w:spacing w:after="80"/>
+        <w:jc w:val="both"/>
+      </w:pPr>
+      <w:r>
+        <w:t>L'examen final se déroulera en présence de professionnels du secteur de la sécurité privée.</w:t>
+      </w:r>
+    </w:p>
+    <w:p>
+      <w:pPr>
+        <w:spacing w:after="80"/>
+        <w:jc w:val="both"/>
+      </w:pPr>
+      <w:r>
+        <w:t>Deux épreuves individuelles finales de mise en situation. Des questionnaires de type QCU (Questionnaire à Choix Unique) structurés de manière à poser une question dans une situation contextualisée. Ces QCU sont organisés de manière électronique (avec boîtier de réponse) à partir d'un jeu de questions de plus d'un millier, revu régulièrement.</w:t>
+      </w:r>
+    </w:p>
+    <w:p>
+      <w:pPr>
+        <w:spacing w:after="80"/>
+        <w:jc w:val="both"/>
+      </w:pPr>
+      <w:r>
+        <w:t>En cas d'échec à l'examen, le candidat pourra se présenter à une nouvelle session d'examen (voir article 10).</w:t>
       </w:r>
     </w:p>
     <w:p>
@@ -2270,221 +2289,106 @@
     </w:p>
     <w:p>
       <w:pPr>
+        <w:spacing w:before="200" w:after="120"/>
+        <w:rPr>
+          <w:sz w:val="24"/>
+          <w:szCs w:val="24"/>
+        </w:rPr>
+      </w:pPr>
+      <w:r>
         <w:rPr>
           <w:b/>
           <w:sz w:val="24"/>
-        </w:rPr>
-      </w:pPr>
-      <w:r>
+          <w:szCs w:val="24"/>
+        </w:rPr>
+        <w:t>Article 6 - Nature de la sanction de la formation</w:t>
+      </w:r>
+    </w:p>
+    <w:p>
+      <w:pPr>
+        <w:spacing w:after="80"/>
+        <w:jc w:val="both"/>
         <w:rPr>
           <w:b/>
-          <w:sz w:val="24"/>
-        </w:rPr>
-        <w:br w:type="page"/>
-      </w:r>
-    </w:p>
-    <w:p>
-      <w:pPr>
+          <w:bCs/>
+        </w:rPr>
+      </w:pPr>
+      <w:r>
+        <w:t xml:space="preserve">En cas de réussite à l'examen de fin de formation, le stagiaire obtient la qualification : </w:t>
+      </w:r>
+      <w:r>
+        <w:rPr>
+          <w:b/>
+          <w:bCs/>
+        </w:rPr>
+        <w:t>AGENT DE PRÉVENTION ET DE SÉCURITÉ</w:t>
+      </w:r>
+    </w:p>
+    <w:p>
+      <w:pPr>
+        <w:spacing w:before="200" w:after="120"/>
+        <w:jc w:val="center"/>
         <w:rPr>
           <w:b/>
           <w:color w:val="000000"/>
           <w:sz w:val="24"/>
-          <w:szCs w:val="24"/>
-        </w:rPr>
-      </w:pPr>
-      <w:r>
-        <w:rPr>
-          <w:b/>
-          <w:sz w:val="24"/>
-        </w:rPr>
-        <w:lastRenderedPageBreak/>
-        <w:t>Article 5 - Modalités d'évaluation - contrôle des connaissances</w:t>
-      </w:r>
-    </w:p>
-    <w:p>
-      <w:pPr>
-        <w:spacing w:before="160" w:after="80"/>
-        <w:jc w:val="both"/>
-      </w:pPr>
-      <w:r>
-        <w:rPr>
-          <w:b/>
-        </w:rPr>
-        <w:t>1) Modalités d'évaluation en cours de formation :</w:t>
-      </w:r>
-    </w:p>
-    <w:p>
-      <w:pPr>
-        <w:spacing w:after="80"/>
-        <w:jc w:val="both"/>
-      </w:pPr>
-      <w:r>
-        <w:t>Réalisation de QCM/QCU d'entraînement, mise en situation professionnelle, entraînement à la certification. La formation fait l'objet d'une évaluation formative réalisée par le formateur.</w:t>
-      </w:r>
-    </w:p>
-    <w:p>
-      <w:pPr>
-        <w:spacing w:before="160" w:after="80"/>
-        <w:jc w:val="both"/>
-      </w:pPr>
-      <w:r>
-        <w:rPr>
-          <w:b/>
-        </w:rPr>
-        <w:t>2) Modalités de passage de l'examen :</w:t>
-      </w:r>
-    </w:p>
-    <w:p>
-      <w:pPr>
-        <w:spacing w:after="80"/>
-        <w:jc w:val="both"/>
-      </w:pPr>
-      <w:r>
-        <w:t>L'examen final se déroulera en présence de professionnels du secteur de la sécurité privée.</w:t>
-      </w:r>
-    </w:p>
-    <w:p>
-      <w:pPr>
-        <w:spacing w:after="80"/>
-        <w:jc w:val="both"/>
-      </w:pPr>
-      <w:r>
-        <w:t>Deux épreuves individuelles finales de mise en situation. Des questionnaires de type QCU (Questionnaire à Choix Unique) structurés de manière à poser une question dans une situation contextualisée. Ces QCU sont organisés de manière électronique (avec boîtier de réponse) à partir d'un jeu de questions de plus d'un millier, revu régulièrement.</w:t>
-      </w:r>
-    </w:p>
-    <w:p>
-      <w:pPr>
-        <w:spacing w:after="80"/>
-        <w:jc w:val="both"/>
-      </w:pPr>
-      <w:r>
-        <w:t>En cas d'échec à l'examen, le candidat pourra se présenter à une nouvelle session d'examen (voir article 10).</w:t>
-      </w:r>
+        </w:rPr>
+      </w:pPr>
     </w:p>
     <w:p>
       <w:pPr>
         <w:spacing w:before="200" w:after="120"/>
-        <w:jc w:val="center"/>
+      </w:pPr>
+      <w:r>
         <w:rPr>
           <w:b/>
           <w:color w:val="000000"/>
           <w:sz w:val="24"/>
         </w:rPr>
-      </w:pPr>
-    </w:p>
-    <w:p>
-      <w:pPr>
-        <w:spacing w:before="200" w:after="120"/>
-        <w:rPr>
-          <w:sz w:val="24"/>
-          <w:szCs w:val="24"/>
-        </w:rPr>
-      </w:pPr>
-      <w:r>
-        <w:rPr>
-          <w:b/>
-          <w:sz w:val="24"/>
-          <w:szCs w:val="24"/>
-        </w:rPr>
-        <w:t>Article 6 - Nature de la sanction de la formation</w:t>
-      </w:r>
-    </w:p>
-    <w:p>
-      <w:pPr>
-        <w:spacing w:after="80"/>
-        <w:jc w:val="both"/>
-        <w:rPr>
-          <w:b/>
-          <w:bCs/>
-        </w:rPr>
-      </w:pPr>
-      <w:r>
-        <w:t xml:space="preserve">En cas de réussite à l'examen de fin de formation, le stagiaire obtient la qualification : </w:t>
-      </w:r>
-      <w:r>
-        <w:rPr>
-          <w:b/>
-          <w:bCs/>
-        </w:rPr>
-        <w:t>AGENT DE PRÉVENTION ET DE SÉCURITÉ</w:t>
-      </w:r>
-    </w:p>
-    <w:p>
-      <w:pPr>
-        <w:spacing w:before="200" w:after="120"/>
-        <w:jc w:val="center"/>
+        <w:t xml:space="preserve">Article 7 - </w:t>
+      </w:r>
+      <w:r>
         <w:rPr>
           <w:b/>
           <w:color w:val="000000"/>
           <w:sz w:val="24"/>
         </w:rPr>
-      </w:pPr>
-    </w:p>
-    <w:p>
-      <w:pPr>
-        <w:spacing w:before="200" w:after="120"/>
-      </w:pPr>
+        <w:t>Délai</w:t>
+      </w:r>
       <w:r>
         <w:rPr>
           <w:b/>
           <w:color w:val="000000"/>
           <w:sz w:val="24"/>
         </w:rPr>
-        <w:t xml:space="preserve">Article 7 - </w:t>
-      </w:r>
-      <w:r>
+        <w:t xml:space="preserve"> de rétractation</w:t>
+      </w:r>
+    </w:p>
+    <w:p>
+      <w:pPr>
+        <w:spacing w:after="80"/>
+        <w:jc w:val="both"/>
+      </w:pPr>
+      <w:r>
+        <w:t>A compter de la date de signature du présent contrat, le stagiaire a un délai de 10 jours pour se rétracter. Le délai de rétractation est porté à 14 jours (article L.121-16 du Code de la consommation) pour les contrats conclus « à distance » et les contrats conclus « hors établissement ». Il en informe l’organisme de formation par lettre recommandée avec accusé de réception. Dans ce cas, aucune somme ne peut être exigée du stagiaire.</w:t>
+      </w:r>
+    </w:p>
+    <w:p>
+      <w:pPr>
         <w:rPr>
           <w:b/>
           <w:color w:val="000000"/>
           <w:sz w:val="24"/>
         </w:rPr>
-        <w:t>Délai</w:t>
-      </w:r>
+      </w:pPr>
       <w:r>
         <w:rPr>
           <w:b/>
           <w:color w:val="000000"/>
           <w:sz w:val="24"/>
         </w:rPr>
-        <w:t xml:space="preserve"> de rétractation</w:t>
-      </w:r>
-    </w:p>
-    <w:p>
-      <w:pPr>
-        <w:spacing w:after="80"/>
-        <w:jc w:val="both"/>
-      </w:pPr>
-      <w:r>
-        <w:t>A compter de la date de signature du présent contrat, le stagiaire a un délai de 10 jours pour se rétracter. Le délai de rétractation est porté à 14 jours (article L.121-16 du Code de la consommation) pour les contrats conclus « à distance » et les contrats conclus « hors établissement ». Il en informe l’organisme de formation par lettre recommandée avec accusé de réception. Dans ce cas, aucune somme ne peut être exigée du stagiaire.</w:t>
-      </w:r>
-    </w:p>
-    <w:p>
-      <w:pPr>
-        <w:spacing w:after="80"/>
-        <w:jc w:val="both"/>
-      </w:pPr>
-    </w:p>
-    <w:p>
-      <w:pPr>
-        <w:rPr>
-          <w:b/>
-          <w:color w:val="000000"/>
-          <w:sz w:val="24"/>
-        </w:rPr>
-      </w:pPr>
-      <w:r>
-        <w:rPr>
-          <w:b/>
-          <w:color w:val="000000"/>
-          <w:sz w:val="24"/>
-        </w:rPr>
         <w:br w:type="page"/>
       </w:r>
-    </w:p>
-    <w:p>
-      <w:pPr>
-        <w:spacing w:before="200" w:after="120"/>
-      </w:pPr>
       <w:r>
         <w:rPr>
           <w:b/>
@@ -3718,39 +3622,20 @@
         </w:rPr>
         <w:t>Aucune somme ne pourra être exigée avant l’expiration du délai de rétractation mentionné à l’article 7 du présent contrat. À l’issue de ce délai, le premier versement effectué par le stagiaire ne pourra excéder 30 % du montant restant à sa charge.</w:t>
       </w:r>
-    </w:p>
-    <w:p>
-      <w:pPr>
+      <w:r>
         <w:rPr>
           <w:b/>
           <w:color w:val="000000"/>
           <w:sz w:val="24"/>
         </w:rPr>
-      </w:pPr>
+        <w:br w:type="page"/>
+      </w:r>
       <w:r>
         <w:rPr>
           <w:b/>
           <w:color w:val="000000"/>
           <w:sz w:val="24"/>
         </w:rPr>
-        <w:br w:type="page"/>
-      </w:r>
-    </w:p>
-    <w:p>
-      <w:pPr>
-        <w:spacing w:before="200" w:after="120"/>
-        <w:rPr>
-          <w:b/>
-          <w:color w:val="000000"/>
-          <w:sz w:val="24"/>
-        </w:rPr>
-      </w:pPr>
-      <w:r>
-        <w:rPr>
-          <w:b/>
-          <w:color w:val="000000"/>
-          <w:sz w:val="24"/>
-        </w:rPr>
         <w:lastRenderedPageBreak/>
         <w:t>Article 9 - Interruption de stage</w:t>
       </w:r>
@@ -3990,16 +3875,6 @@
       <w:r>
         <w:br w:type="page"/>
       </w:r>
-    </w:p>
-    <w:p>
-      <w:pPr>
-        <w:rPr>
-          <w:b/>
-          <w:bCs/>
-          <w:sz w:val="24"/>
-          <w:szCs w:val="24"/>
-        </w:rPr>
-      </w:pPr>
       <w:r>
         <w:rPr>
           <w:b/>
@@ -4625,11 +4500,6 @@
         <w:br w:type="page"/>
       </w:r>
     </w:p>
-    <w:p>
-      <w:pPr>
-        <w:spacing w:after="80"/>
-      </w:pPr>
-    </w:p>
     <w:tbl>
       <w:tblPr>
         <w:tblW w:w="0" w:type="auto"/>
@@ -4674,6 +4544,7 @@
                 <w:color w:val="000000"/>
                 <w:sz w:val="26"/>
               </w:rPr>
+              <w:lastRenderedPageBreak/>
               <w:t>RÈGLEMENT INTÉRIEUR</w:t>
             </w:r>
           </w:p>
@@ -4903,7 +4774,6 @@
         <w:jc w:val="both"/>
       </w:pPr>
       <w:r>
-        <w:lastRenderedPageBreak/>
         <w:t>Les stagiaires auront accès lors des pauses aux postes de distribution de boissons non alcoolisées.</w:t>
       </w:r>
     </w:p>
@@ -4911,12 +4781,25 @@
       <w:pPr>
         <w:spacing w:before="200" w:after="120"/>
         <w:jc w:val="both"/>
+      </w:pPr>
+      <w:r>
         <w:rPr>
           <w:b/>
           <w:color w:val="000000"/>
           <w:sz w:val="24"/>
         </w:rPr>
-      </w:pPr>
+        <w:lastRenderedPageBreak/>
+        <w:t>Article 5 - Interdiction de fumer</w:t>
+      </w:r>
+    </w:p>
+    <w:p>
+      <w:pPr>
+        <w:spacing w:after="80"/>
+        <w:jc w:val="both"/>
+      </w:pPr>
+      <w:r>
+        <w:t>Il est formellement interdit de fumer dans les salles de formation et plus généralement dans l’enceinte de l’organisme de formation.</w:t>
+      </w:r>
     </w:p>
     <w:p>
       <w:pPr>
@@ -4929,7 +4812,7 @@
           <w:color w:val="000000"/>
           <w:sz w:val="24"/>
         </w:rPr>
-        <w:t>Article 5 - Interdiction de fumer</w:t>
+        <w:t>Article 6 - Accident</w:t>
       </w:r>
     </w:p>
     <w:p>
@@ -4938,7 +4821,19 @@
         <w:jc w:val="both"/>
       </w:pPr>
       <w:r>
-        <w:t>Il est formellement interdit de fumer dans les salles de formation et plus généralement dans l’enceinte de l’organisme de formation.</w:t>
+        <w:t>Le stagiaire victime d’un accident - survenu pendant la formation ou pendant le temps de trajet entre le lieu de formation et son domicile ou son lieu de travail - ou le témoin de cet accident avertit immédiatement la direction de l’organisme de formation. Le responsable de l’organisme de formation entreprend les démarches appropriées en matière de soins et réalise la déclaration auprès de la caisse de Sécurité sociale compétente.</w:t>
+      </w:r>
+    </w:p>
+    <w:p>
+      <w:pPr>
+        <w:spacing w:before="160" w:after="80"/>
+        <w:jc w:val="both"/>
+      </w:pPr>
+      <w:r>
+        <w:rPr>
+          <w:b/>
+        </w:rPr>
+        <w:t>SECTION 2 : DISCIPLINE GÉNÉRALE</w:t>
       </w:r>
     </w:p>
     <w:p>
@@ -4952,28 +4847,7 @@
           <w:color w:val="000000"/>
           <w:sz w:val="24"/>
         </w:rPr>
-        <w:t>Article 6 - Accident</w:t>
-      </w:r>
-    </w:p>
-    <w:p>
-      <w:pPr>
-        <w:spacing w:after="80"/>
-        <w:jc w:val="both"/>
-      </w:pPr>
-      <w:r>
-        <w:t>Le stagiaire victime d’un accident - survenu pendant la formation ou pendant le temps de trajet entre le lieu de formation et son domicile ou son lieu de travail - ou le témoin de cet accident avertit immédiatement la direction de l’organisme de formation. Le responsable de l’organisme de formation entreprend les démarches appropriées en matière de soins et réalise la déclaration auprès de la caisse de Sécurité sociale compétente.</w:t>
-      </w:r>
-    </w:p>
-    <w:p>
-      <w:pPr>
-        <w:spacing w:before="160" w:after="80"/>
-        <w:jc w:val="both"/>
-      </w:pPr>
-      <w:r>
-        <w:rPr>
-          <w:b/>
-        </w:rPr>
-        <w:t>SECTION 2 : DISCIPLINE GÉNÉRALE</w:t>
+        <w:t>Article 7 - Assiduité du stagiaire en formation</w:t>
       </w:r>
     </w:p>
     <w:p>
@@ -4987,7 +4861,16 @@
           <w:color w:val="000000"/>
           <w:sz w:val="24"/>
         </w:rPr>
-        <w:t>Article 7 - Assiduité du stagiaire en formation</w:t>
+        <w:t>Article 7.1 - Horaires de formation</w:t>
+      </w:r>
+    </w:p>
+    <w:p>
+      <w:pPr>
+        <w:spacing w:after="80"/>
+        <w:jc w:val="both"/>
+      </w:pPr>
+      <w:r>
+        <w:t>Les stagiaires doivent se conformer aux horaires fixés et communiqués au préalable par l’organisme de formation. Le non-respect de ces horaires peut entraîner des sanctions. Sauf circonstances exceptionnelles, les stagiaires ne peuvent s’absenter pendant les heures de stage.</w:t>
       </w:r>
     </w:p>
     <w:p>
@@ -5001,7 +4884,7 @@
           <w:color w:val="000000"/>
           <w:sz w:val="24"/>
         </w:rPr>
-        <w:t>Article 7.1 - Horaires de formation</w:t>
+        <w:t>Article 7.2 - Absences, retards ou départs anticipés</w:t>
       </w:r>
     </w:p>
     <w:p>
@@ -5010,7 +4893,25 @@
         <w:jc w:val="both"/>
       </w:pPr>
       <w:r>
-        <w:t>Les stagiaires doivent se conformer aux horaires fixés et communiqués au préalable par l’organisme de formation. Le non-respect de ces horaires peut entraîner des sanctions. Sauf circonstances exceptionnelles, les stagiaires ne peuvent s’absenter pendant les heures de stage.</w:t>
+        <w:t>En cas d’absence, de retard ou de départ avant l’horaire prévu, les stagiaires doivent avertir l’organisme de formation et s’en justifier.</w:t>
+      </w:r>
+    </w:p>
+    <w:p>
+      <w:pPr>
+        <w:spacing w:after="80"/>
+        <w:jc w:val="both"/>
+      </w:pPr>
+      <w:r>
+        <w:t>L’organisme de formation informe immédiatement le financeur (employeur, administration, Fongecif, Région, Pôle emploi) de cet événement. Tout événement non justifié par des circonstances particulières constitue une faute passible de sanctions disciplinaires.</w:t>
+      </w:r>
+    </w:p>
+    <w:p>
+      <w:pPr>
+        <w:spacing w:after="80"/>
+        <w:jc w:val="both"/>
+      </w:pPr>
+      <w:r>
+        <w:t>De plus, conformément à l’article R6341-45 du Code du travail, le stagiaire - dont la rémunération est prise en charge par les pouvoirs publics - s’expose à une retenue sur sa rémunération de stage proportionnelle à la durée de l’absence.</w:t>
       </w:r>
     </w:p>
     <w:p>
@@ -5024,7 +4925,7 @@
           <w:color w:val="000000"/>
           <w:sz w:val="24"/>
         </w:rPr>
-        <w:t>Article 7.2 - Absences, retards ou départs anticipés</w:t>
+        <w:t>Article 7.3 - Formalisme attaché au suivi de la formation</w:t>
       </w:r>
     </w:p>
     <w:p>
@@ -5033,7 +4934,7 @@
         <w:jc w:val="both"/>
       </w:pPr>
       <w:r>
-        <w:t>En cas d’absence, de retard ou de départ avant l’horaire prévu, les stagiaires doivent avertir l’organisme de formation et s’en justifier.</w:t>
+        <w:t>Le stagiaire est tenu de renseigner la feuille d’émargement au fur et à mesure du déroulement de l’action. Il peut lui être demandé de réaliser un bilan de la formation.</w:t>
       </w:r>
     </w:p>
     <w:p>
@@ -5042,30 +4943,21 @@
         <w:jc w:val="both"/>
       </w:pPr>
       <w:r>
-        <w:t>L’organisme de formation informe immédiatement le financeur (employeur, administration, Fongecif, Région, Pôle emploi) de cet événement. Tout événement non justifié par des circonstances particulières constitue une faute passible de sanctions disciplinaires.</w:t>
-      </w:r>
-    </w:p>
-    <w:p>
-      <w:pPr>
-        <w:spacing w:after="80"/>
-        <w:jc w:val="both"/>
-      </w:pPr>
-      <w:r>
-        <w:t>De plus, conformément à l’article R6341-45 du Code du travail, le stagiaire - dont la rémunération est prise en charge par les pouvoirs publics - s’expose à une retenue sur sa rémunération de stage proportionnelle à la durée de l’absence.</w:t>
-      </w:r>
-    </w:p>
-    <w:p>
-      <w:pPr>
-        <w:spacing w:before="200" w:after="120"/>
-        <w:jc w:val="both"/>
-      </w:pPr>
+        <w:t>A l’issue de l’action de formation, il se voit remettre une attestation de fin de formation et une attestation de présence au stage à transmettre, selon le cas, à son employeur/administration ou à l’organisme qui finance l’action. Le stagiaire remet, dans les meilleurs délais, à l’organisme de formation les documents qu’il doit renseigner en tant que prestataire (demande de rémunération ou de prise en charges des frais liés à la formation ; attestations d’inscription ou d’entrée en stage…).</w:t>
+      </w:r>
+    </w:p>
+    <w:p>
+      <w:r>
+        <w:br w:type="page"/>
+      </w:r>
       <w:r>
         <w:rPr>
           <w:b/>
           <w:color w:val="000000"/>
           <w:sz w:val="24"/>
         </w:rPr>
-        <w:t>Article 7.3 - Formalisme attaché au suivi de la formation</w:t>
+        <w:lastRenderedPageBreak/>
+        <w:t>Article 8 - Accès aux locaux de formation</w:t>
       </w:r>
     </w:p>
     <w:p>
@@ -5074,28 +4966,31 @@
         <w:jc w:val="both"/>
       </w:pPr>
       <w:r>
-        <w:t>Le stagiaire est tenu de renseigner la feuille d’émargement au fur et à mesure du déroulement de l’action. Il peut lui être demandé de réaliser un bilan de la formation.</w:t>
-      </w:r>
-    </w:p>
-    <w:p>
-      <w:pPr>
-        <w:spacing w:after="80"/>
-        <w:jc w:val="both"/>
-      </w:pPr>
-      <w:r>
-        <w:t>A l’issue de l’action de formation, il se voit remettre une attestation de fin de formation et une attestation de présence au stage à transmettre, selon le cas, à son employeur/administration ou à l’organisme qui finance l’action. Le stagiaire remet, dans les meilleurs délais, à l’organisme de formation les documents qu’il doit renseigner en tant que prestataire (demande de rémunération ou de prise en charges des frais liés à la formation ; attestations d’inscription ou d’entrée en stage…).</w:t>
+        <w:t>Sauf autorisation expresse de la direction de l’organisme de formation, le stagiaire ne peut : - entrer ou demeurer dans les locaux de formation à d’autres fins que la formation ; - y introduire, faire introduire ou faciliter l’introduction de personnes étrangères à l’organisme ; - procéder, dans ces derniers, à la vente de biens ou de services.</w:t>
       </w:r>
     </w:p>
     <w:p>
       <w:pPr>
         <w:spacing w:before="200" w:after="120"/>
         <w:jc w:val="both"/>
+      </w:pPr>
+      <w:r>
         <w:rPr>
           <w:b/>
           <w:color w:val="000000"/>
           <w:sz w:val="24"/>
         </w:rPr>
-      </w:pPr>
+        <w:t>Article 9 - Tenue</w:t>
+      </w:r>
+    </w:p>
+    <w:p>
+      <w:pPr>
+        <w:spacing w:after="80"/>
+        <w:jc w:val="both"/>
+      </w:pPr>
+      <w:r>
+        <w:t>Le stagiaire est invité à se présenter à l’organisme en tenue vestimentaire correcte et soignée.</w:t>
+      </w:r>
     </w:p>
     <w:p>
       <w:pPr>
@@ -5108,8 +5003,7 @@
           <w:color w:val="000000"/>
           <w:sz w:val="24"/>
         </w:rPr>
-        <w:lastRenderedPageBreak/>
-        <w:t>Article 8 - Accès aux locaux de formation</w:t>
+        <w:t>Article 10 - Comportement</w:t>
       </w:r>
     </w:p>
     <w:p>
@@ -5118,7 +5012,7 @@
         <w:jc w:val="both"/>
       </w:pPr>
       <w:r>
-        <w:t>Sauf autorisation expresse de la direction de l’organisme de formation, le stagiaire ne peut : - entrer ou demeurer dans les locaux de formation à d’autres fins que la formation ; - y introduire, faire introduire ou faciliter l’introduction de personnes étrangères à l’organisme ; - procéder, dans ces derniers, à la vente de biens ou de services.</w:t>
+        <w:t>Il est demandé à tout stagiaire d’avoir un comportement garantissant le respect des règles élémentaires de savoir vivre, de savoir être en collectivité et le bon déroulement des formations. L’utilisation du téléphone portable est interdite en salle de classe.</w:t>
       </w:r>
     </w:p>
     <w:p>
@@ -5132,7 +5026,7 @@
           <w:color w:val="000000"/>
           <w:sz w:val="24"/>
         </w:rPr>
-        <w:t>Article 9 - Tenue</w:t>
+        <w:t>Article 11 - Utilisation du matériel</w:t>
       </w:r>
     </w:p>
     <w:p>
@@ -5141,7 +5035,7 @@
         <w:jc w:val="both"/>
       </w:pPr>
       <w:r>
-        <w:t>Le stagiaire est invité à se présenter à l’organisme en tenue vestimentaire correcte et soignée.</w:t>
+        <w:t>Sauf autorisation particulière de la direction de l’organisme de formation, l’usage du matériel de formation se fait sur les lieux de formation et est exclusivement réservé à l’activité de formation. L’utilisation du matériel à des fins personnelles est interdite. Le stagiaire est tenu de conserver en bon état le matériel qui lui est confié pour la formation. Il doit en faire un usage conforme à son objet et selon les règles délivrées par le formateur. Le stagiaire signale immédiatement au formateur toute anomalie du matériel.</w:t>
       </w:r>
     </w:p>
     <w:p>
@@ -5155,7 +5049,7 @@
           <w:color w:val="000000"/>
           <w:sz w:val="24"/>
         </w:rPr>
-        <w:t>Article 10 - Comportement</w:t>
+        <w:t>Article 12 - Représentation des stagiaires (formations de plus de 500 heures)</w:t>
       </w:r>
     </w:p>
     <w:p>
@@ -5164,113 +5058,53 @@
         <w:jc w:val="both"/>
       </w:pPr>
       <w:r>
-        <w:t>Il est demandé à tout stagiaire d’avoir un comportement garantissant le respect des règles élémentaires de savoir vivre, de savoir être en collectivité et le bon déroulement des formations. L’utilisation du téléphone portable est interdite en salle de classe.</w:t>
-      </w:r>
-    </w:p>
-    <w:p>
-      <w:pPr>
-        <w:spacing w:before="200" w:after="120"/>
-        <w:jc w:val="both"/>
-      </w:pPr>
-      <w:r>
+        <w:t>Lorsqu’un stage a une durée supérieure à 500 heures, il est procédé à l’élection d’un délégué titulaire et d’un délégué suppléant en scrutin uninominal à deux tours. Tous les stagiaires sont électeurs et éligibles, sauf les détenus admis à participer à une action de formation professionnelle.</w:t>
+      </w:r>
+    </w:p>
+    <w:p>
+      <w:pPr>
+        <w:spacing w:after="80"/>
+        <w:jc w:val="both"/>
+      </w:pPr>
+      <w:r>
+        <w:t>L’organisme de formation organise le scrutin qui a lieu pendant les heures de formation, au plus tôt 20 heures, au plus tard 40 heures après le début du stage. En cas d’impossibilité de désigner les représentants des stagiaires, l’organisme de formation dresse un PV de carence qu’il transmet au préfet de région territorialement compétent.</w:t>
+      </w:r>
+    </w:p>
+    <w:p>
+      <w:pPr>
+        <w:spacing w:after="80"/>
+        <w:jc w:val="both"/>
+      </w:pPr>
+      <w:r>
+        <w:t>Les délégués sont élus pour la durée de la formation. Leurs fonctions prennent fin lorsqu’ils cessent, pour quelque cause que ce soit, de participer à la formation. Si le délégué titulaire et le délégué suppléant ont cessé leurs fonctions avant la fin de la session de formation, il est procédé à une nouvelle élection dans les conditions prévues aux articles R.6352-9 à R.6352-12.</w:t>
+      </w:r>
+    </w:p>
+    <w:p>
+      <w:pPr>
+        <w:spacing w:after="80"/>
+        <w:jc w:val="both"/>
+      </w:pPr>
+      <w:r>
+        <w:t>Les représentants des stagiaires font toute suggestion pour améliorer le déroulement des stages et les conditions de vie des stagiaires dans l’organisme de formation. Ils présentent toutes les réclamations individuelles ou collectives relatives à ces matières, aux conditions d’hygiène et de sécurité et à l’application du règlement intérieur.</w:t>
+      </w:r>
+    </w:p>
+    <w:p>
+      <w:pPr>
         <w:rPr>
           <w:b/>
-          <w:color w:val="000000"/>
-          <w:sz w:val="24"/>
-        </w:rPr>
-        <w:t>Article 11 - Utilisation du matériel</w:t>
-      </w:r>
-    </w:p>
-    <w:p>
-      <w:pPr>
-        <w:spacing w:after="80"/>
-        <w:jc w:val="both"/>
-      </w:pPr>
-      <w:r>
-        <w:t>Sauf autorisation particulière de la direction de l’organisme de formation, l’usage du matériel de formation se fait sur les lieux de formation et est exclusivement réservé à l’activité de formation. L’utilisation du matériel à des fins personnelles est interdite. Le stagiaire est tenu de conserver en bon état le matériel qui lui est confié pour la formation. Il doit en faire un usage conforme à son objet et selon les règles délivrées par le formateur. Le stagiaire signale immédiatement au formateur toute anomalie du matériel.</w:t>
-      </w:r>
-    </w:p>
-    <w:p>
-      <w:pPr>
-        <w:spacing w:before="200" w:after="120"/>
-        <w:jc w:val="both"/>
+        </w:rPr>
       </w:pPr>
       <w:r>
         <w:rPr>
           <w:b/>
-          <w:color w:val="000000"/>
-          <w:sz w:val="24"/>
-        </w:rPr>
-        <w:t>Article 12 - Représentation des stagiaires (formations de plus de 500 heures)</w:t>
-      </w:r>
-    </w:p>
-    <w:p>
-      <w:pPr>
-        <w:spacing w:after="80"/>
-        <w:jc w:val="both"/>
-      </w:pPr>
-      <w:r>
-        <w:t>Lorsqu’un stage a une durée supérieure à 500 heures, il est procédé à l’élection d’un délégué titulaire et d’un délégué suppléant en scrutin uninominal à deux tours. Tous les stagiaires sont électeurs et éligibles, sauf les détenus admis à participer à une action de formation professionnelle.</w:t>
-      </w:r>
-    </w:p>
-    <w:p>
-      <w:pPr>
-        <w:spacing w:after="80"/>
-        <w:jc w:val="both"/>
-      </w:pPr>
-      <w:r>
-        <w:t>L’organisme de formation organise le scrutin qui a lieu pendant les heures de formation, au plus tôt 20 heures, au plus tard 40 heures après le début du stage. En cas d’impossibilité de désigner les représentants des stagiaires, l’organisme de formation dresse un PV de carence qu’il transmet au préfet de région territorialement compétent.</w:t>
-      </w:r>
-    </w:p>
-    <w:p>
-      <w:pPr>
-        <w:spacing w:after="80"/>
-        <w:jc w:val="both"/>
-      </w:pPr>
-      <w:r>
-        <w:t>Les délégués sont élus pour la durée de la formation. Leurs fonctions prennent fin lorsqu’ils cessent, pour quelque cause que ce soit, de participer à la formation. Si le délégué titulaire et le délégué suppléant ont cessé leurs fonctions avant la fin de la session de formation, il est procédé à une nouvelle élection dans les conditions prévues aux articles R.6352-9 à R.6352-12.</w:t>
-      </w:r>
-    </w:p>
-    <w:p>
-      <w:pPr>
-        <w:spacing w:after="80"/>
-        <w:jc w:val="both"/>
-      </w:pPr>
-      <w:r>
-        <w:t>Les représentants des stagiaires font toute suggestion pour améliorer le déroulement des stages et les conditions de vie des stagiaires dans l’organisme de formation. Ils présentent toutes les réclamations individuelles ou collectives relatives à ces matières, aux conditions d’hygiène et de sécurité et à l’application du règlement intérieur.</w:t>
-      </w:r>
-    </w:p>
-    <w:p>
-      <w:pPr>
+        </w:rPr>
+        <w:br w:type="page"/>
+      </w:r>
+      <w:r>
         <w:rPr>
           <w:b/>
         </w:rPr>
-      </w:pPr>
-      <w:r>
-        <w:rPr>
-          <w:b/>
-        </w:rPr>
-        <w:br w:type="page"/>
-      </w:r>
-    </w:p>
-    <w:p>
-      <w:pPr>
-        <w:spacing w:before="160" w:after="80"/>
-        <w:jc w:val="both"/>
-        <w:rPr>
-          <w:b/>
-        </w:rPr>
-      </w:pPr>
-    </w:p>
-    <w:p>
-      <w:pPr>
-        <w:spacing w:before="160" w:after="80"/>
-        <w:jc w:val="both"/>
-      </w:pPr>
-      <w:r>
-        <w:rPr>
-          <w:b/>
-        </w:rPr>
+        <w:lastRenderedPageBreak/>
         <w:t>SECTION 3 : MESURES DISCIPLINAIRES</w:t>
       </w:r>
     </w:p>
@@ -6055,7 +5889,7 @@
 </file>
 
 <file path=word/endnotes.xml><?xml version="1.0" encoding="utf-8"?>
-<w:endnotes xmlns:wpc="http://schemas.microsoft.com/office/word/2010/wordprocessingCanvas" xmlns:cx="http://schemas.microsoft.com/office/drawing/2014/chartex" xmlns:cx1="http://schemas.microsoft.com/office/drawing/2015/9/8/chartex" xmlns:cx2="http://schemas.microsoft.com/office/drawing/2015/10/21/chartex" xmlns:cx3="http://schemas.microsoft.com/office/drawing/2016/5/9/chartex" xmlns:cx4="http://schemas.microsoft.com/office/drawing/2016/5/10/chartex" xmlns:cx5="http://schemas.microsoft.com/office/drawing/2016/5/11/chartex" xmlns:cx6="http://schemas.microsoft.com/office/drawing/2016/5/12/chartex" xmlns:cx7="http://schemas.microsoft.com/office/drawing/2016/5/13/chartex" xmlns:cx8="http://schemas.microsoft.com/office/drawing/2016/5/14/chartex" xmlns:mc="http://schemas.openxmlformats.org/markup-compatibility/2006" xmlns:aink="http://schemas.microsoft.com/office/drawing/2016/ink" xmlns:am3d="http://schemas.microsoft.com/office/drawing/2017/model3d" xmlns:o="urn:schemas-microsoft-com:office:office" xmlns:oel="http://schemas.microsoft.com/office/2019/extlst" xmlns:r="http://schemas.openxmlformats.org/officeDocument/2006/relationships" xmlns:m="http://schemas.openxmlformats.org/officeDocument/2006/math" xmlns:v="urn:schemas-microsoft-com:vml" xmlns:wp14="http://schemas.microsoft.com/office/word/2010/wordprocessingDrawing" xmlns:wp="http://schemas.openxmlformats.org/drawingml/2006/wordprocessingDrawing" xmlns:w10="urn:schemas-microsoft-com:office:word" xmlns:w="http://schemas.openxmlformats.org/wordprocessingml/2006/main" xmlns:w14="http://schemas.microsoft.com/office/word/2010/wordml" xmlns:w15="http://schemas.microsoft.com/office/word/2012/wordml" xmlns:w16cex="http://schemas.microsoft.com/office/word/2018/wordml/cex" xmlns:w16cid="http://schemas.microsoft.com/office/word/2016/wordml/cid" xmlns:w16="http://schemas.microsoft.com/office/word/2018/wordml" xmlns:w16du="http://schemas.microsoft.com/office/word/2023/wordml/word16du" xmlns:w16sdtdh="http://schemas.microsoft.com/office/word/2020/wordml/sdtdatahash" xmlns:w16sdtfl="http://schemas.microsoft.com/office/word/2024/wordml/sdtformatlock" xmlns:w16se="http://schemas.microsoft.com/office/word/2015/wordml/symex" xmlns:wpg="http://schemas.microsoft.com/office/word/2010/wordprocessingGroup" xmlns:wpi="http://schemas.microsoft.com/office/word/2010/wordprocessingInk" xmlns:wne="http://schemas.microsoft.com/office/word/2006/wordml" xmlns:wps="http://schemas.microsoft.com/office/word/2010/wordprocessingShape" mc:Ignorable="w14 w15 w16se w16cid w16 w16cex w16sdtdh w16sdtfl w16du wp14">
+<w:endnotes xmlns:wpc="http://schemas.microsoft.com/office/word/2010/wordprocessingCanvas" xmlns:cx="http://schemas.microsoft.com/office/drawing/2014/chartex" xmlns:cx1="http://schemas.microsoft.com/office/drawing/2015/9/8/chartex" xmlns:cx2="http://schemas.microsoft.com/office/drawing/2015/10/21/chartex" xmlns:cx3="http://schemas.microsoft.com/office/drawing/2016/5/9/chartex" xmlns:cx4="http://schemas.microsoft.com/office/drawing/2016/5/10/chartex" xmlns:cx5="http://schemas.microsoft.com/office/drawing/2016/5/11/chartex" xmlns:cx6="http://schemas.microsoft.com/office/drawing/2016/5/12/chartex" xmlns:cx7="http://schemas.microsoft.com/office/drawing/2016/5/13/chartex" xmlns:cx8="http://schemas.microsoft.com/office/drawing/2016/5/14/chartex" xmlns:mc="http://schemas.openxmlformats.org/markup-compatibility/2006" xmlns:m="http://schemas.openxmlformats.org/officeDocument/2006/math" xmlns:aink="http://schemas.microsoft.com/office/drawing/2016/ink" xmlns:am3d="http://schemas.microsoft.com/office/drawing/2017/model3d" xmlns:oel="http://schemas.microsoft.com/office/2019/extlst" xmlns:r="http://schemas.openxmlformats.org/officeDocument/2006/relationships" xmlns:wp14="http://schemas.microsoft.com/office/word/2010/wordprocessingDrawing" xmlns:wp="http://schemas.openxmlformats.org/drawingml/2006/wordprocessingDrawing" xmlns:wpg="http://schemas.microsoft.com/office/word/2010/wordprocessingGroup" xmlns:wpi="http://schemas.microsoft.com/office/word/2010/wordprocessingInk" xmlns:wps="http://schemas.microsoft.com/office/word/2010/wordprocessingShape" xmlns:o="urn:schemas-microsoft-com:office:office" xmlns:v="urn:schemas-microsoft-com:vml" xmlns:w10="urn:schemas-microsoft-com:office:word" xmlns:w="http://schemas.openxmlformats.org/wordprocessingml/2006/main" xmlns:w14="http://schemas.microsoft.com/office/word/2010/wordml" xmlns:w15="http://schemas.microsoft.com/office/word/2012/wordml" xmlns:w16cei="http://schemas.microsoft.com/office/word/2026/wordml/cei" xmlns:w16cex="http://schemas.microsoft.com/office/word/2018/wordml/cex" xmlns:w16cid="http://schemas.microsoft.com/office/word/2016/wordml/cid" xmlns:w16="http://schemas.microsoft.com/office/word/2018/wordml" xmlns:w16sdtdh="http://schemas.microsoft.com/office/word/2020/wordml/sdtdatahash" xmlns:w16sdtfl="http://schemas.microsoft.com/office/word/2024/wordml/sdtformatlock" xmlns:w16se="http://schemas.microsoft.com/office/word/2015/wordml/symex" xmlns:w16du="http://schemas.microsoft.com/office/word/2023/wordml/word16du" xmlns:wne="http://schemas.microsoft.com/office/word/2006/wordml" mc:Ignorable="w14 w15 w16se w16cid w16 w16cex w16sdtdh w16sdtfl w16du wp14">
   <w:endnote w:type="separator" w:id="-1">
     <w:p>
       <w:pPr>
@@ -6080,7 +5914,7 @@
 </file>
 
 <file path=word/footer1.xml><?xml version="1.0" encoding="utf-8"?>
-<w:ftr xmlns:wpc="http://schemas.microsoft.com/office/word/2010/wordprocessingCanvas" xmlns:cx="http://schemas.microsoft.com/office/drawing/2014/chartex" xmlns:cx1="http://schemas.microsoft.com/office/drawing/2015/9/8/chartex" xmlns:cx2="http://schemas.microsoft.com/office/drawing/2015/10/21/chartex" xmlns:cx3="http://schemas.microsoft.com/office/drawing/2016/5/9/chartex" xmlns:cx4="http://schemas.microsoft.com/office/drawing/2016/5/10/chartex" xmlns:cx5="http://schemas.microsoft.com/office/drawing/2016/5/11/chartex" xmlns:cx6="http://schemas.microsoft.com/office/drawing/2016/5/12/chartex" xmlns:cx7="http://schemas.microsoft.com/office/drawing/2016/5/13/chartex" xmlns:cx8="http://schemas.microsoft.com/office/drawing/2016/5/14/chartex" xmlns:mc="http://schemas.openxmlformats.org/markup-compatibility/2006" xmlns:aink="http://schemas.microsoft.com/office/drawing/2016/ink" xmlns:am3d="http://schemas.microsoft.com/office/drawing/2017/model3d" xmlns:o="urn:schemas-microsoft-com:office:office" xmlns:oel="http://schemas.microsoft.com/office/2019/extlst" xmlns:r="http://schemas.openxmlformats.org/officeDocument/2006/relationships" xmlns:m="http://schemas.openxmlformats.org/officeDocument/2006/math" xmlns:v="urn:schemas-microsoft-com:vml" xmlns:wp14="http://schemas.microsoft.com/office/word/2010/wordprocessingDrawing" xmlns:wp="http://schemas.openxmlformats.org/drawingml/2006/wordprocessingDrawing" xmlns:w10="urn:schemas-microsoft-com:office:word" xmlns:w="http://schemas.openxmlformats.org/wordprocessingml/2006/main" xmlns:w14="http://schemas.microsoft.com/office/word/2010/wordml" xmlns:w15="http://schemas.microsoft.com/office/word/2012/wordml" xmlns:w16cex="http://schemas.microsoft.com/office/word/2018/wordml/cex" xmlns:w16cid="http://schemas.microsoft.com/office/word/2016/wordml/cid" xmlns:w16="http://schemas.microsoft.com/office/word/2018/wordml" xmlns:w16du="http://schemas.microsoft.com/office/word/2023/wordml/word16du" xmlns:w16sdtdh="http://schemas.microsoft.com/office/word/2020/wordml/sdtdatahash" xmlns:w16sdtfl="http://schemas.microsoft.com/office/word/2024/wordml/sdtformatlock" xmlns:w16se="http://schemas.microsoft.com/office/word/2015/wordml/symex" xmlns:wpg="http://schemas.microsoft.com/office/word/2010/wordprocessingGroup" xmlns:wpi="http://schemas.microsoft.com/office/word/2010/wordprocessingInk" xmlns:wne="http://schemas.microsoft.com/office/word/2006/wordml" xmlns:wps="http://schemas.microsoft.com/office/word/2010/wordprocessingShape" mc:Ignorable="w14 w15 w16se w16cid w16 w16cex w16sdtdh w16sdtfl w16du wp14">
+<w:ftr xmlns:wpc="http://schemas.microsoft.com/office/word/2010/wordprocessingCanvas" xmlns:cx="http://schemas.microsoft.com/office/drawing/2014/chartex" xmlns:cx1="http://schemas.microsoft.com/office/drawing/2015/9/8/chartex" xmlns:cx2="http://schemas.microsoft.com/office/drawing/2015/10/21/chartex" xmlns:cx3="http://schemas.microsoft.com/office/drawing/2016/5/9/chartex" xmlns:cx4="http://schemas.microsoft.com/office/drawing/2016/5/10/chartex" xmlns:cx5="http://schemas.microsoft.com/office/drawing/2016/5/11/chartex" xmlns:cx6="http://schemas.microsoft.com/office/drawing/2016/5/12/chartex" xmlns:cx7="http://schemas.microsoft.com/office/drawing/2016/5/13/chartex" xmlns:cx8="http://schemas.microsoft.com/office/drawing/2016/5/14/chartex" xmlns:mc="http://schemas.openxmlformats.org/markup-compatibility/2006" xmlns:m="http://schemas.openxmlformats.org/officeDocument/2006/math" xmlns:aink="http://schemas.microsoft.com/office/drawing/2016/ink" xmlns:am3d="http://schemas.microsoft.com/office/drawing/2017/model3d" xmlns:oel="http://schemas.microsoft.com/office/2019/extlst" xmlns:r="http://schemas.openxmlformats.org/officeDocument/2006/relationships" xmlns:wp14="http://schemas.microsoft.com/office/word/2010/wordprocessingDrawing" xmlns:wp="http://schemas.openxmlformats.org/drawingml/2006/wordprocessingDrawing" xmlns:wpg="http://schemas.microsoft.com/office/word/2010/wordprocessingGroup" xmlns:wpi="http://schemas.microsoft.com/office/word/2010/wordprocessingInk" xmlns:wps="http://schemas.microsoft.com/office/word/2010/wordprocessingShape" xmlns:o="urn:schemas-microsoft-com:office:office" xmlns:v="urn:schemas-microsoft-com:vml" xmlns:w10="urn:schemas-microsoft-com:office:word" xmlns:w="http://schemas.openxmlformats.org/wordprocessingml/2006/main" xmlns:w14="http://schemas.microsoft.com/office/word/2010/wordml" xmlns:w15="http://schemas.microsoft.com/office/word/2012/wordml" xmlns:w16cei="http://schemas.microsoft.com/office/word/2026/wordml/cei" xmlns:w16cex="http://schemas.microsoft.com/office/word/2018/wordml/cex" xmlns:w16cid="http://schemas.microsoft.com/office/word/2016/wordml/cid" xmlns:w16="http://schemas.microsoft.com/office/word/2018/wordml" xmlns:w16sdtdh="http://schemas.microsoft.com/office/word/2020/wordml/sdtdatahash" xmlns:w16sdtfl="http://schemas.microsoft.com/office/word/2024/wordml/sdtformatlock" xmlns:w16se="http://schemas.microsoft.com/office/word/2015/wordml/symex" xmlns:w16du="http://schemas.microsoft.com/office/word/2023/wordml/word16du" xmlns:wne="http://schemas.microsoft.com/office/word/2006/wordml" mc:Ignorable="w14 w15 w16se w16cid w16 w16cex w16sdtdh w16sdtfl w16du wp14">
   <w:p>
     <w:pPr>
       <w:pStyle w:val="Pieddepage"/>
@@ -6274,7 +6108,7 @@
 </file>
 
 <file path=word/footnotes.xml><?xml version="1.0" encoding="utf-8"?>
-<w:footnotes xmlns:wpc="http://schemas.microsoft.com/office/word/2010/wordprocessingCanvas" xmlns:cx="http://schemas.microsoft.com/office/drawing/2014/chartex" xmlns:cx1="http://schemas.microsoft.com/office/drawing/2015/9/8/chartex" xmlns:cx2="http://schemas.microsoft.com/office/drawing/2015/10/21/chartex" xmlns:cx3="http://schemas.microsoft.com/office/drawing/2016/5/9/chartex" xmlns:cx4="http://schemas.microsoft.com/office/drawing/2016/5/10/chartex" xmlns:cx5="http://schemas.microsoft.com/office/drawing/2016/5/11/chartex" xmlns:cx6="http://schemas.microsoft.com/office/drawing/2016/5/12/chartex" xmlns:cx7="http://schemas.microsoft.com/office/drawing/2016/5/13/chartex" xmlns:cx8="http://schemas.microsoft.com/office/drawing/2016/5/14/chartex" xmlns:mc="http://schemas.openxmlformats.org/markup-compatibility/2006" xmlns:aink="http://schemas.microsoft.com/office/drawing/2016/ink" xmlns:am3d="http://schemas.microsoft.com/office/drawing/2017/model3d" xmlns:o="urn:schemas-microsoft-com:office:office" xmlns:oel="http://schemas.microsoft.com/office/2019/extlst" xmlns:r="http://schemas.openxmlformats.org/officeDocument/2006/relationships" xmlns:m="http://schemas.openxmlformats.org/officeDocument/2006/math" xmlns:v="urn:schemas-microsoft-com:vml" xmlns:wp14="http://schemas.microsoft.com/office/word/2010/wordprocessingDrawing" xmlns:wp="http://schemas.openxmlformats.org/drawingml/2006/wordprocessingDrawing" xmlns:w10="urn:schemas-microsoft-com:office:word" xmlns:w="http://schemas.openxmlformats.org/wordprocessingml/2006/main" xmlns:w14="http://schemas.microsoft.com/office/word/2010/wordml" xmlns:w15="http://schemas.microsoft.com/office/word/2012/wordml" xmlns:w16cex="http://schemas.microsoft.com/office/word/2018/wordml/cex" xmlns:w16cid="http://schemas.microsoft.com/office/word/2016/wordml/cid" xmlns:w16="http://schemas.microsoft.com/office/word/2018/wordml" xmlns:w16du="http://schemas.microsoft.com/office/word/2023/wordml/word16du" xmlns:w16sdtdh="http://schemas.microsoft.com/office/word/2020/wordml/sdtdatahash" xmlns:w16sdtfl="http://schemas.microsoft.com/office/word/2024/wordml/sdtformatlock" xmlns:w16se="http://schemas.microsoft.com/office/word/2015/wordml/symex" xmlns:wpg="http://schemas.microsoft.com/office/word/2010/wordprocessingGroup" xmlns:wpi="http://schemas.microsoft.com/office/word/2010/wordprocessingInk" xmlns:wne="http://schemas.microsoft.com/office/word/2006/wordml" xmlns:wps="http://schemas.microsoft.com/office/word/2010/wordprocessingShape" mc:Ignorable="w14 w15 w16se w16cid w16 w16cex w16sdtdh w16sdtfl w16du wp14">
+<w:footnotes xmlns:wpc="http://schemas.microsoft.com/office/word/2010/wordprocessingCanvas" xmlns:cx="http://schemas.microsoft.com/office/drawing/2014/chartex" xmlns:cx1="http://schemas.microsoft.com/office/drawing/2015/9/8/chartex" xmlns:cx2="http://schemas.microsoft.com/office/drawing/2015/10/21/chartex" xmlns:cx3="http://schemas.microsoft.com/office/drawing/2016/5/9/chartex" xmlns:cx4="http://schemas.microsoft.com/office/drawing/2016/5/10/chartex" xmlns:cx5="http://schemas.microsoft.com/office/drawing/2016/5/11/chartex" xmlns:cx6="http://schemas.microsoft.com/office/drawing/2016/5/12/chartex" xmlns:cx7="http://schemas.microsoft.com/office/drawing/2016/5/13/chartex" xmlns:cx8="http://schemas.microsoft.com/office/drawing/2016/5/14/chartex" xmlns:mc="http://schemas.openxmlformats.org/markup-compatibility/2006" xmlns:m="http://schemas.openxmlformats.org/officeDocument/2006/math" xmlns:aink="http://schemas.microsoft.com/office/drawing/2016/ink" xmlns:am3d="http://schemas.microsoft.com/office/drawing/2017/model3d" xmlns:oel="http://schemas.microsoft.com/office/2019/extlst" xmlns:r="http://schemas.openxmlformats.org/officeDocument/2006/relationships" xmlns:wp14="http://schemas.microsoft.com/office/word/2010/wordprocessingDrawing" xmlns:wp="http://schemas.openxmlformats.org/drawingml/2006/wordprocessingDrawing" xmlns:wpg="http://schemas.microsoft.com/office/word/2010/wordprocessingGroup" xmlns:wpi="http://schemas.microsoft.com/office/word/2010/wordprocessingInk" xmlns:wps="http://schemas.microsoft.com/office/word/2010/wordprocessingShape" xmlns:o="urn:schemas-microsoft-com:office:office" xmlns:v="urn:schemas-microsoft-com:vml" xmlns:w10="urn:schemas-microsoft-com:office:word" xmlns:w="http://schemas.openxmlformats.org/wordprocessingml/2006/main" xmlns:w14="http://schemas.microsoft.com/office/word/2010/wordml" xmlns:w15="http://schemas.microsoft.com/office/word/2012/wordml" xmlns:w16cei="http://schemas.microsoft.com/office/word/2026/wordml/cei" xmlns:w16cex="http://schemas.microsoft.com/office/word/2018/wordml/cex" xmlns:w16cid="http://schemas.microsoft.com/office/word/2016/wordml/cid" xmlns:w16="http://schemas.microsoft.com/office/word/2018/wordml" xmlns:w16sdtdh="http://schemas.microsoft.com/office/word/2020/wordml/sdtdatahash" xmlns:w16sdtfl="http://schemas.microsoft.com/office/word/2024/wordml/sdtformatlock" xmlns:w16se="http://schemas.microsoft.com/office/word/2015/wordml/symex" xmlns:w16du="http://schemas.microsoft.com/office/word/2023/wordml/word16du" xmlns:wne="http://schemas.microsoft.com/office/word/2006/wordml" mc:Ignorable="w14 w15 w16se w16cid w16 w16cex w16sdtdh w16sdtfl w16du wp14">
   <w:footnote w:type="separator" w:id="-1">
     <w:p>
       <w:pPr>
@@ -6299,7 +6133,7 @@
 </file>
 
 <file path=word/header1.xml><?xml version="1.0" encoding="utf-8"?>
-<w:hdr xmlns:wpc="http://schemas.microsoft.com/office/word/2010/wordprocessingCanvas" xmlns:cx="http://schemas.microsoft.com/office/drawing/2014/chartex" xmlns:cx1="http://schemas.microsoft.com/office/drawing/2015/9/8/chartex" xmlns:cx2="http://schemas.microsoft.com/office/drawing/2015/10/21/chartex" xmlns:cx3="http://schemas.microsoft.com/office/drawing/2016/5/9/chartex" xmlns:cx4="http://schemas.microsoft.com/office/drawing/2016/5/10/chartex" xmlns:cx5="http://schemas.microsoft.com/office/drawing/2016/5/11/chartex" xmlns:cx6="http://schemas.microsoft.com/office/drawing/2016/5/12/chartex" xmlns:cx7="http://schemas.microsoft.com/office/drawing/2016/5/13/chartex" xmlns:cx8="http://schemas.microsoft.com/office/drawing/2016/5/14/chartex" xmlns:mc="http://schemas.openxmlformats.org/markup-compatibility/2006" xmlns:aink="http://schemas.microsoft.com/office/drawing/2016/ink" xmlns:am3d="http://schemas.microsoft.com/office/drawing/2017/model3d" xmlns:o="urn:schemas-microsoft-com:office:office" xmlns:oel="http://schemas.microsoft.com/office/2019/extlst" xmlns:r="http://schemas.openxmlformats.org/officeDocument/2006/relationships" xmlns:m="http://schemas.openxmlformats.org/officeDocument/2006/math" xmlns:v="urn:schemas-microsoft-com:vml" xmlns:wp14="http://schemas.microsoft.com/office/word/2010/wordprocessingDrawing" xmlns:wp="http://schemas.openxmlformats.org/drawingml/2006/wordprocessingDrawing" xmlns:w10="urn:schemas-microsoft-com:office:word" xmlns:w="http://schemas.openxmlformats.org/wordprocessingml/2006/main" xmlns:w14="http://schemas.microsoft.com/office/word/2010/wordml" xmlns:w15="http://schemas.microsoft.com/office/word/2012/wordml" xmlns:w16cex="http://schemas.microsoft.com/office/word/2018/wordml/cex" xmlns:w16cid="http://schemas.microsoft.com/office/word/2016/wordml/cid" xmlns:w16="http://schemas.microsoft.com/office/word/2018/wordml" xmlns:w16du="http://schemas.microsoft.com/office/word/2023/wordml/word16du" xmlns:w16sdtdh="http://schemas.microsoft.com/office/word/2020/wordml/sdtdatahash" xmlns:w16sdtfl="http://schemas.microsoft.com/office/word/2024/wordml/sdtformatlock" xmlns:w16se="http://schemas.microsoft.com/office/word/2015/wordml/symex" xmlns:wpg="http://schemas.microsoft.com/office/word/2010/wordprocessingGroup" xmlns:wpi="http://schemas.microsoft.com/office/word/2010/wordprocessingInk" xmlns:wne="http://schemas.microsoft.com/office/word/2006/wordml" xmlns:wps="http://schemas.microsoft.com/office/word/2010/wordprocessingShape" mc:Ignorable="w14 w15 w16se w16cid w16 w16cex w16sdtdh w16sdtfl w16du wp14">
+<w:hdr xmlns:wpc="http://schemas.microsoft.com/office/word/2010/wordprocessingCanvas" xmlns:cx="http://schemas.microsoft.com/office/drawing/2014/chartex" xmlns:cx1="http://schemas.microsoft.com/office/drawing/2015/9/8/chartex" xmlns:cx2="http://schemas.microsoft.com/office/drawing/2015/10/21/chartex" xmlns:cx3="http://schemas.microsoft.com/office/drawing/2016/5/9/chartex" xmlns:cx4="http://schemas.microsoft.com/office/drawing/2016/5/10/chartex" xmlns:cx5="http://schemas.microsoft.com/office/drawing/2016/5/11/chartex" xmlns:cx6="http://schemas.microsoft.com/office/drawing/2016/5/12/chartex" xmlns:cx7="http://schemas.microsoft.com/office/drawing/2016/5/13/chartex" xmlns:cx8="http://schemas.microsoft.com/office/drawing/2016/5/14/chartex" xmlns:mc="http://schemas.openxmlformats.org/markup-compatibility/2006" xmlns:m="http://schemas.openxmlformats.org/officeDocument/2006/math" xmlns:aink="http://schemas.microsoft.com/office/drawing/2016/ink" xmlns:am3d="http://schemas.microsoft.com/office/drawing/2017/model3d" xmlns:oel="http://schemas.microsoft.com/office/2019/extlst" xmlns:r="http://schemas.openxmlformats.org/officeDocument/2006/relationships" xmlns:wp14="http://schemas.microsoft.com/office/word/2010/wordprocessingDrawing" xmlns:wp="http://schemas.openxmlformats.org/drawingml/2006/wordprocessingDrawing" xmlns:wpg="http://schemas.microsoft.com/office/word/2010/wordprocessingGroup" xmlns:wpi="http://schemas.microsoft.com/office/word/2010/wordprocessingInk" xmlns:wps="http://schemas.microsoft.com/office/word/2010/wordprocessingShape" xmlns:o="urn:schemas-microsoft-com:office:office" xmlns:v="urn:schemas-microsoft-com:vml" xmlns:w10="urn:schemas-microsoft-com:office:word" xmlns:w="http://schemas.openxmlformats.org/wordprocessingml/2006/main" xmlns:w14="http://schemas.microsoft.com/office/word/2010/wordml" xmlns:w15="http://schemas.microsoft.com/office/word/2012/wordml" xmlns:w16cei="http://schemas.microsoft.com/office/word/2026/wordml/cei" xmlns:w16cex="http://schemas.microsoft.com/office/word/2018/wordml/cex" xmlns:w16cid="http://schemas.microsoft.com/office/word/2016/wordml/cid" xmlns:w16="http://schemas.microsoft.com/office/word/2018/wordml" xmlns:w16sdtdh="http://schemas.microsoft.com/office/word/2020/wordml/sdtdatahash" xmlns:w16sdtfl="http://schemas.microsoft.com/office/word/2024/wordml/sdtformatlock" xmlns:w16se="http://schemas.microsoft.com/office/word/2015/wordml/symex" xmlns:w16du="http://schemas.microsoft.com/office/word/2023/wordml/word16du" xmlns:wne="http://schemas.microsoft.com/office/word/2006/wordml" mc:Ignorable="w14 w15 w16se w16cid w16 w16cex w16sdtdh w16sdtfl w16du wp14">
   <w:p>
     <w:pPr>
       <w:pStyle w:val="En-tte"/>
@@ -6366,7 +6200,7 @@
 </file>
 
 <file path=word/numbering.xml><?xml version="1.0" encoding="utf-8"?>
-<w:numbering xmlns:wpc="http://schemas.microsoft.com/office/word/2010/wordprocessingCanvas" xmlns:cx="http://schemas.microsoft.com/office/drawing/2014/chartex" xmlns:cx1="http://schemas.microsoft.com/office/drawing/2015/9/8/chartex" xmlns:cx2="http://schemas.microsoft.com/office/drawing/2015/10/21/chartex" xmlns:cx3="http://schemas.microsoft.com/office/drawing/2016/5/9/chartex" xmlns:cx4="http://schemas.microsoft.com/office/drawing/2016/5/10/chartex" xmlns:cx5="http://schemas.microsoft.com/office/drawing/2016/5/11/chartex" xmlns:cx6="http://schemas.microsoft.com/office/drawing/2016/5/12/chartex" xmlns:cx7="http://schemas.microsoft.com/office/drawing/2016/5/13/chartex" xmlns:cx8="http://schemas.microsoft.com/office/drawing/2016/5/14/chartex" xmlns:mc="http://schemas.openxmlformats.org/markup-compatibility/2006" xmlns:aink="http://schemas.microsoft.com/office/drawing/2016/ink" xmlns:am3d="http://schemas.microsoft.com/office/drawing/2017/model3d" xmlns:o="urn:schemas-microsoft-com:office:office" xmlns:oel="http://schemas.microsoft.com/office/2019/extlst" xmlns:r="http://schemas.openxmlformats.org/officeDocument/2006/relationships" xmlns:m="http://schemas.openxmlformats.org/officeDocument/2006/math" xmlns:v="urn:schemas-microsoft-com:vml" xmlns:wp14="http://schemas.microsoft.com/office/word/2010/wordprocessingDrawing" xmlns:wp="http://schemas.openxmlformats.org/drawingml/2006/wordprocessingDrawing" xmlns:w10="urn:schemas-microsoft-com:office:word" xmlns:w="http://schemas.openxmlformats.org/wordprocessingml/2006/main" xmlns:w14="http://schemas.microsoft.com/office/word/2010/wordml" xmlns:w15="http://schemas.microsoft.com/office/word/2012/wordml" xmlns:w16cex="http://schemas.microsoft.com/office/word/2018/wordml/cex" xmlns:w16cid="http://schemas.microsoft.com/office/word/2016/wordml/cid" xmlns:w16="http://schemas.microsoft.com/office/word/2018/wordml" xmlns:w16du="http://schemas.microsoft.com/office/word/2023/wordml/word16du" xmlns:w16sdtdh="http://schemas.microsoft.com/office/word/2020/wordml/sdtdatahash" xmlns:w16sdtfl="http://schemas.microsoft.com/office/word/2024/wordml/sdtformatlock" xmlns:w16se="http://schemas.microsoft.com/office/word/2015/wordml/symex" xmlns:wpg="http://schemas.microsoft.com/office/word/2010/wordprocessingGroup" xmlns:wpi="http://schemas.microsoft.com/office/word/2010/wordprocessingInk" xmlns:wne="http://schemas.microsoft.com/office/word/2006/wordml" xmlns:wps="http://schemas.microsoft.com/office/word/2010/wordprocessingShape" mc:Ignorable="w14 w15 w16se w16cid w16 w16cex w16sdtdh w16sdtfl w16du wp14">
+<w:numbering xmlns:wpc="http://schemas.microsoft.com/office/word/2010/wordprocessingCanvas" xmlns:cx="http://schemas.microsoft.com/office/drawing/2014/chartex" xmlns:cx1="http://schemas.microsoft.com/office/drawing/2015/9/8/chartex" xmlns:cx2="http://schemas.microsoft.com/office/drawing/2015/10/21/chartex" xmlns:cx3="http://schemas.microsoft.com/office/drawing/2016/5/9/chartex" xmlns:cx4="http://schemas.microsoft.com/office/drawing/2016/5/10/chartex" xmlns:cx5="http://schemas.microsoft.com/office/drawing/2016/5/11/chartex" xmlns:cx6="http://schemas.microsoft.com/office/drawing/2016/5/12/chartex" xmlns:cx7="http://schemas.microsoft.com/office/drawing/2016/5/13/chartex" xmlns:cx8="http://schemas.microsoft.com/office/drawing/2016/5/14/chartex" xmlns:mc="http://schemas.openxmlformats.org/markup-compatibility/2006" xmlns:m="http://schemas.openxmlformats.org/officeDocument/2006/math" xmlns:aink="http://schemas.microsoft.com/office/drawing/2016/ink" xmlns:am3d="http://schemas.microsoft.com/office/drawing/2017/model3d" xmlns:oel="http://schemas.microsoft.com/office/2019/extlst" xmlns:r="http://schemas.openxmlformats.org/officeDocument/2006/relationships" xmlns:wp14="http://schemas.microsoft.com/office/word/2010/wordprocessingDrawing" xmlns:wp="http://schemas.openxmlformats.org/drawingml/2006/wordprocessingDrawing" xmlns:wpg="http://schemas.microsoft.com/office/word/2010/wordprocessingGroup" xmlns:wpi="http://schemas.microsoft.com/office/word/2010/wordprocessingInk" xmlns:wps="http://schemas.microsoft.com/office/word/2010/wordprocessingShape" xmlns:o="urn:schemas-microsoft-com:office:office" xmlns:v="urn:schemas-microsoft-com:vml" xmlns:w10="urn:schemas-microsoft-com:office:word" xmlns:w="http://schemas.openxmlformats.org/wordprocessingml/2006/main" xmlns:w14="http://schemas.microsoft.com/office/word/2010/wordml" xmlns:w15="http://schemas.microsoft.com/office/word/2012/wordml" xmlns:w16cei="http://schemas.microsoft.com/office/word/2026/wordml/cei" xmlns:w16cex="http://schemas.microsoft.com/office/word/2018/wordml/cex" xmlns:w16cid="http://schemas.microsoft.com/office/word/2016/wordml/cid" xmlns:w16="http://schemas.microsoft.com/office/word/2018/wordml" xmlns:w16sdtdh="http://schemas.microsoft.com/office/word/2020/wordml/sdtdatahash" xmlns:w16sdtfl="http://schemas.microsoft.com/office/word/2024/wordml/sdtformatlock" xmlns:w16se="http://schemas.microsoft.com/office/word/2015/wordml/symex" xmlns:w16du="http://schemas.microsoft.com/office/word/2023/wordml/word16du" xmlns:wne="http://schemas.microsoft.com/office/word/2006/wordml" mc:Ignorable="w14 w15 w16se w16cid w16 w16cex w16sdtdh w16sdtfl w16du wp14">
   <w:abstractNum w:abstractNumId="0" w15:restartNumberingAfterBreak="0">
     <w:nsid w:val="FFFFFF7C"/>
     <w:multiLevelType w:val="singleLevel"/>
@@ -6685,7 +6519,7 @@
 </file>
 
 <file path=word/styles.xml><?xml version="1.0" encoding="utf-8"?>
-<w:styles xmlns:mc="http://schemas.openxmlformats.org/markup-compatibility/2006" xmlns:r="http://schemas.openxmlformats.org/officeDocument/2006/relationships" xmlns:w="http://schemas.openxmlformats.org/wordprocessingml/2006/main" xmlns:w14="http://schemas.microsoft.com/office/word/2010/wordml" xmlns:w15="http://schemas.microsoft.com/office/word/2012/wordml" xmlns:w16cex="http://schemas.microsoft.com/office/word/2018/wordml/cex" xmlns:w16cid="http://schemas.microsoft.com/office/word/2016/wordml/cid" xmlns:w16="http://schemas.microsoft.com/office/word/2018/wordml" xmlns:w16du="http://schemas.microsoft.com/office/word/2023/wordml/word16du" xmlns:w16sdtdh="http://schemas.microsoft.com/office/word/2020/wordml/sdtdatahash" xmlns:w16sdtfl="http://schemas.microsoft.com/office/word/2024/wordml/sdtformatlock" xmlns:w16se="http://schemas.microsoft.com/office/word/2015/wordml/symex" mc:Ignorable="w14 w15 w16se w16cid w16 w16cex w16sdtdh w16sdtfl w16du">
+<w:styles xmlns:mc="http://schemas.openxmlformats.org/markup-compatibility/2006" xmlns:r="http://schemas.openxmlformats.org/officeDocument/2006/relationships" xmlns:w="http://schemas.openxmlformats.org/wordprocessingml/2006/main" xmlns:w14="http://schemas.microsoft.com/office/word/2010/wordml" xmlns:w15="http://schemas.microsoft.com/office/word/2012/wordml" xmlns:w16cex="http://schemas.microsoft.com/office/word/2018/wordml/cex" xmlns:w16cid="http://schemas.microsoft.com/office/word/2016/wordml/cid" xmlns:w16="http://schemas.microsoft.com/office/word/2018/wordml" xmlns:w16sdtdh="http://schemas.microsoft.com/office/word/2020/wordml/sdtdatahash" xmlns:w16sdtfl="http://schemas.microsoft.com/office/word/2024/wordml/sdtformatlock" xmlns:w16se="http://schemas.microsoft.com/office/word/2015/wordml/symex" xmlns:w16du="http://schemas.microsoft.com/office/word/2023/wordml/word16du" mc:Ignorable="w14 w15 w16se w16cid w16 w16cex w16sdtdh w16sdtfl w16du">
   <w:docDefaults>
     <w:rPrDefault>
       <w:rPr>

--- a/templates_word/conventionaps.docx
+++ b/templates_word/conventionaps.docx
@@ -1653,10 +1653,9 @@
       </w:r>
     </w:p>
     <w:p>
-      <w:pPr>
-        <w:spacing w:after="80"/>
-        <w:jc w:val="both"/>
-      </w:pPr>
+      <w:r>
+        <w:br w:type="page"/>
+      </w:r>
       <w:r>
         <w:lastRenderedPageBreak/>
         <w:t>L’organisme de formation met en œuvre les moyens nécessaires afin d’assurer le bon déroulement de la formation, le suivi pédagogique des stagiaires et l’atteinte des objectifs définis.</w:t>
@@ -1825,168 +1824,156 @@
     <w:p>
       <w:pPr>
         <w:spacing w:after="80"/>
-        <w:jc w:val="both"/>
+        <w:ind w:left="360" w:hanging="216"/>
+        <w:jc w:val="both"/>
+      </w:pPr>
+      <w:r>
+        <w:t>- des relevés de connexion complétés par des travaux réalisés et des évaluations,</w:t>
+      </w:r>
+    </w:p>
+    <w:p>
+      <w:pPr>
+        <w:spacing w:after="80"/>
+        <w:ind w:left="360" w:hanging="216"/>
+        <w:jc w:val="both"/>
+      </w:pPr>
+      <w:r>
+        <w:t>- des feuilles d’émargement numériques,</w:t>
+      </w:r>
+    </w:p>
+    <w:p>
+      <w:pPr>
+        <w:spacing w:after="80"/>
+        <w:ind w:left="360" w:hanging="216"/>
+        <w:jc w:val="both"/>
+      </w:pPr>
+      <w:r>
+        <w:t>- et/ou la réalisation des travaux et évaluations demandés.</w:t>
+      </w:r>
+    </w:p>
+    <w:p>
+      <w:pPr>
+        <w:spacing w:after="80"/>
+        <w:jc w:val="both"/>
+      </w:pPr>
+      <w:r>
+        <w:t>Les modalités d’évaluation à distance sont identiques à celles prévues pour la formation en présentiel et contribuent à l’évaluation continue du stagiaire.</w:t>
+      </w:r>
+    </w:p>
+    <w:p>
+      <w:pPr>
+        <w:spacing w:after="80"/>
+        <w:jc w:val="both"/>
+      </w:pPr>
+      <w:r>
+        <w:t>Dans le cadre de la formation à distance, le stagiaire réalise des activités pédagogiques telles que :</w:t>
+      </w:r>
+    </w:p>
+    <w:p>
+      <w:pPr>
+        <w:spacing w:after="80"/>
+        <w:ind w:left="360" w:hanging="216"/>
+        <w:jc w:val="both"/>
+      </w:pPr>
+      <w:r>
+        <w:t>- modules de cours en ligne,</w:t>
+      </w:r>
+    </w:p>
+    <w:p>
+      <w:pPr>
+        <w:spacing w:after="80"/>
+        <w:ind w:left="360" w:hanging="216"/>
+        <w:jc w:val="both"/>
+      </w:pPr>
+      <w:r>
+        <w:t>- études de cas,</w:t>
+      </w:r>
+    </w:p>
+    <w:p>
+      <w:pPr>
+        <w:spacing w:after="80"/>
+        <w:ind w:left="360" w:hanging="216"/>
+        <w:jc w:val="both"/>
+      </w:pPr>
+      <w:r>
+        <w:t>- travaux écrits et exercices d’application,</w:t>
+      </w:r>
+    </w:p>
+    <w:p>
+      <w:pPr>
+        <w:spacing w:after="80"/>
+        <w:ind w:left="360" w:hanging="216"/>
+        <w:jc w:val="both"/>
+      </w:pPr>
+      <w:r>
+        <w:t>- QCM d’auto-évaluation et d’évaluation intermédiaire.</w:t>
+      </w:r>
+    </w:p>
+    <w:p>
+      <w:pPr>
+        <w:spacing w:after="80"/>
+        <w:jc w:val="both"/>
+      </w:pPr>
+      <w:r>
+        <w:t xml:space="preserve">La durée moyenne estimée de travail personnel à distance est communiquée au stagiaire pour chaque module et s’inscrit dans le volume global de </w:t>
+      </w:r>
+      <w:proofErr w:type="gramStart"/>
+      <w:r>
+        <w:t xml:space="preserve">{{ </w:t>
+      </w:r>
+      <w:proofErr w:type="spellStart"/>
+      <w:r>
+        <w:t>h</w:t>
+      </w:r>
+      <w:proofErr w:type="gramEnd"/>
+      <w:r>
+        <w:t>_</w:t>
+      </w:r>
+      <w:proofErr w:type="gramStart"/>
+      <w:r>
+        <w:t>elearning</w:t>
+      </w:r>
+      <w:proofErr w:type="spellEnd"/>
+      <w:r>
+        <w:t xml:space="preserve"> }</w:t>
+      </w:r>
+      <w:proofErr w:type="gramEnd"/>
+      <w:r>
+        <w:t>} heures de formation à distance.</w:t>
+      </w:r>
+    </w:p>
+    <w:p>
+      <w:pPr>
+        <w:spacing w:after="80"/>
+        <w:jc w:val="both"/>
+      </w:pPr>
+      <w:r>
+        <w:t>Ces activités donnent lieu à un suivi pédagogique individualisé et à des évaluations permettant d’attester de la participation effective du stagiaire à la formation.</w:t>
+      </w:r>
+      <w:r>
         <w:rPr>
           <w:b/>
           <w:bCs/>
-          <w:i/>
-          <w:iCs/>
-        </w:rPr>
-      </w:pPr>
-    </w:p>
-    <w:p>
-      <w:pPr>
-        <w:spacing w:after="80"/>
-        <w:ind w:left="360" w:hanging="216"/>
-        <w:jc w:val="both"/>
-      </w:pPr>
-      <w:r>
-        <w:t>- des relevés de connexion complétés par des travaux réalisés et des évaluations,</w:t>
-      </w:r>
-    </w:p>
-    <w:p>
-      <w:pPr>
-        <w:spacing w:after="80"/>
-        <w:ind w:left="360" w:hanging="216"/>
-        <w:jc w:val="both"/>
-      </w:pPr>
-      <w:r>
-        <w:t>- des feuilles d’émargement numériques,</w:t>
-      </w:r>
-    </w:p>
-    <w:p>
-      <w:pPr>
-        <w:spacing w:after="80"/>
-        <w:ind w:left="360" w:hanging="216"/>
-        <w:jc w:val="both"/>
-      </w:pPr>
-      <w:r>
-        <w:t>- et/ou la réalisation des travaux et évaluations demandés.</w:t>
-      </w:r>
-    </w:p>
-    <w:p>
-      <w:pPr>
-        <w:spacing w:after="80"/>
-        <w:jc w:val="both"/>
-      </w:pPr>
-      <w:r>
-        <w:t>Les modalités d’évaluation à distance sont identiques à celles prévues pour la formation en présentiel et contribuent à l’évaluation continue du stagiaire.</w:t>
-      </w:r>
-    </w:p>
-    <w:p>
-      <w:pPr>
-        <w:spacing w:after="80"/>
-        <w:jc w:val="both"/>
-      </w:pPr>
-      <w:r>
-        <w:t>Dans le cadre de la formation à distance, le stagiaire réalise des activités pédagogiques telles que :</w:t>
-      </w:r>
-    </w:p>
-    <w:p>
-      <w:pPr>
-        <w:spacing w:after="80"/>
-        <w:ind w:left="360" w:hanging="216"/>
-        <w:jc w:val="both"/>
-      </w:pPr>
-      <w:r>
-        <w:t>- modules de cours en ligne,</w:t>
-      </w:r>
-    </w:p>
-    <w:p>
-      <w:pPr>
-        <w:spacing w:after="80"/>
-        <w:ind w:left="360" w:hanging="216"/>
-        <w:jc w:val="both"/>
-      </w:pPr>
-      <w:r>
-        <w:t>- études de cas,</w:t>
-      </w:r>
-    </w:p>
-    <w:p>
-      <w:pPr>
-        <w:spacing w:after="80"/>
-        <w:ind w:left="360" w:hanging="216"/>
-        <w:jc w:val="both"/>
-      </w:pPr>
-      <w:r>
-        <w:t>- travaux écrits et exercices d’application,</w:t>
-      </w:r>
-    </w:p>
-    <w:p>
-      <w:pPr>
-        <w:spacing w:after="80"/>
-        <w:ind w:left="360" w:hanging="216"/>
-        <w:jc w:val="both"/>
-      </w:pPr>
-      <w:r>
-        <w:t>- QCM d’auto-évaluation et d’évaluation intermédiaire.</w:t>
-      </w:r>
-    </w:p>
-    <w:p>
-      <w:pPr>
-        <w:spacing w:after="80"/>
-        <w:jc w:val="both"/>
-      </w:pPr>
-      <w:r>
-        <w:t xml:space="preserve">La durée moyenne estimée de travail personnel à distance est communiquée au stagiaire pour chaque module et s’inscrit dans le volume global de </w:t>
-      </w:r>
-      <w:proofErr w:type="gramStart"/>
-      <w:r>
-        <w:t xml:space="preserve">{{ </w:t>
-      </w:r>
-      <w:proofErr w:type="spellStart"/>
-      <w:r>
-        <w:t>h</w:t>
-      </w:r>
-      <w:proofErr w:type="gramEnd"/>
-      <w:r>
-        <w:t>_</w:t>
-      </w:r>
-      <w:proofErr w:type="gramStart"/>
-      <w:r>
-        <w:t>elearning</w:t>
-      </w:r>
-      <w:proofErr w:type="spellEnd"/>
-      <w:r>
-        <w:t xml:space="preserve"> }</w:t>
-      </w:r>
-      <w:proofErr w:type="gramEnd"/>
-      <w:r>
-        <w:t>} heures de formation à distance.</w:t>
-      </w:r>
-    </w:p>
-    <w:p>
-      <w:pPr>
-        <w:spacing w:after="80"/>
-        <w:jc w:val="both"/>
-      </w:pPr>
-      <w:r>
-        <w:t>Ces activités donnent lieu à un suivi pédagogique individualisé et à des évaluations permettant d’attester de la participation effective du stagiaire à la formation.</w:t>
+        </w:rPr>
+        <w:br w:type="page"/>
       </w:r>
       <w:r>
         <w:rPr>
           <w:b/>
           <w:bCs/>
         </w:rPr>
-        <w:br w:type="page"/>
-      </w:r>
-      <w:r>
+        <w:lastRenderedPageBreak/>
+        <w:t>Conformément à l’article D.6313-3-1 du Code du travail, la formation comporte des séquences réalisées à distance comprenant :</w:t>
+      </w:r>
+    </w:p>
+    <w:p>
+      <w:pPr>
+        <w:spacing w:after="80"/>
+        <w:jc w:val="both"/>
         <w:rPr>
           <w:b/>
           <w:bCs/>
         </w:rPr>
-        <w:lastRenderedPageBreak/>
-        <w:t>Conformément à l’article D.6313-3-1 du Code du travail, la formation comporte des séquences réalisées à distance comprenant :</w:t>
-      </w:r>
-    </w:p>
-    <w:p>
-      <w:pPr>
-        <w:spacing w:after="80"/>
-        <w:jc w:val="both"/>
-        <w:rPr>
-          <w:b/>
-          <w:bCs/>
-        </w:rPr>
       </w:pPr>
     </w:p>
     <w:p>
@@ -2204,6 +2191,334 @@
         <w:rPr>
           <w:b/>
           <w:sz w:val="24"/>
+        </w:rPr>
+        <w:br w:type="page"/>
+      </w:r>
+      <w:r>
+        <w:rPr>
+          <w:rStyle w:val="lev"/>
+          <w:rFonts w:cs="Arial"/>
+          <w:sz w:val="24"/>
+          <w:szCs w:val="24"/>
+        </w:rPr>
+        <w:lastRenderedPageBreak/>
+        <w:t>Article 4 ter – Obligation d’achèvement intégral de la formation à distance</w:t>
+      </w:r>
+    </w:p>
+    <w:p>
+      <w:pPr>
+        <w:pStyle w:val="NormalWeb"/>
+        <w:jc w:val="both"/>
+        <w:rPr>
+          <w:rFonts w:ascii="Arial" w:hAnsi="Arial" w:cs="Arial"/>
+          <w:sz w:val="20"/>
+          <w:szCs w:val="20"/>
+        </w:rPr>
+      </w:pPr>
+      <w:r>
+        <w:rPr>
+          <w:rFonts w:ascii="Arial" w:hAnsi="Arial" w:cs="Arial"/>
+          <w:sz w:val="20"/>
+          <w:szCs w:val="20"/>
+        </w:rPr>
+        <w:t xml:space="preserve">La formation à distance constitue une partie obligatoire et indissociable du parcours de formation. Elle représente un volume impératif de </w:t>
+      </w:r>
+      <w:r>
+        <w:rPr>
+          <w:rStyle w:val="lev"/>
+          <w:rFonts w:ascii="Arial" w:hAnsi="Arial" w:cs="Arial"/>
+          <w:sz w:val="20"/>
+          <w:szCs w:val="20"/>
+        </w:rPr>
+        <w:t>62 heures</w:t>
+      </w:r>
+      <w:r>
+        <w:rPr>
+          <w:rFonts w:ascii="Arial" w:hAnsi="Arial" w:cs="Arial"/>
+          <w:sz w:val="20"/>
+          <w:szCs w:val="20"/>
+        </w:rPr>
+        <w:t>, que le stagiaire s’engage à réaliser et à valider intégralement avant son entrée dans la phase présentielle de la formation.</w:t>
+      </w:r>
+    </w:p>
+    <w:p>
+      <w:pPr>
+        <w:pStyle w:val="NormalWeb"/>
+        <w:jc w:val="both"/>
+        <w:rPr>
+          <w:rFonts w:ascii="Arial" w:hAnsi="Arial" w:cs="Arial"/>
+          <w:sz w:val="20"/>
+          <w:szCs w:val="20"/>
+        </w:rPr>
+      </w:pPr>
+      <w:r>
+        <w:rPr>
+          <w:rFonts w:ascii="Arial" w:hAnsi="Arial" w:cs="Arial"/>
+          <w:sz w:val="20"/>
+          <w:szCs w:val="20"/>
+        </w:rPr>
+        <w:t xml:space="preserve">Le stagiaire doit avoir atteint un taux de progression de </w:t>
+      </w:r>
+      <w:r>
+        <w:rPr>
+          <w:rStyle w:val="lev"/>
+          <w:rFonts w:ascii="Arial" w:hAnsi="Arial" w:cs="Arial"/>
+          <w:sz w:val="20"/>
+          <w:szCs w:val="20"/>
+        </w:rPr>
+        <w:t>100 %</w:t>
+      </w:r>
+      <w:r>
+        <w:rPr>
+          <w:rFonts w:ascii="Arial" w:hAnsi="Arial" w:cs="Arial"/>
+          <w:sz w:val="20"/>
+          <w:szCs w:val="20"/>
+        </w:rPr>
+        <w:t>, avoir réalisé l’ensemble des activités pédagogiques demandées et avoir effectué les évaluations obligatoires au plus tard avant la date de début de la formation en présentiel.</w:t>
+      </w:r>
+    </w:p>
+    <w:p>
+      <w:pPr>
+        <w:pStyle w:val="NormalWeb"/>
+        <w:jc w:val="both"/>
+        <w:rPr>
+          <w:rFonts w:ascii="Arial" w:hAnsi="Arial" w:cs="Arial"/>
+          <w:sz w:val="20"/>
+          <w:szCs w:val="20"/>
+        </w:rPr>
+      </w:pPr>
+      <w:r>
+        <w:rPr>
+          <w:rFonts w:ascii="Arial" w:hAnsi="Arial" w:cs="Arial"/>
+          <w:sz w:val="20"/>
+          <w:szCs w:val="20"/>
+        </w:rPr>
+        <w:t>L’accomplissement des 62 heures est apprécié exclusivement à partir des éléments de suivi enregistrés par la plateforme de formation : relevés de connexion, temps d’activité effectif, progression dans les modules, travaux réalisés et évaluations effectuées. Une simple connexion à la plateforme, sans participation effective aux activités pédagogiques, ne peut être considérée comme du temps de formation réalisé.</w:t>
+      </w:r>
+    </w:p>
+    <w:p>
+      <w:pPr>
+        <w:pStyle w:val="NormalWeb"/>
+        <w:jc w:val="both"/>
+        <w:rPr>
+          <w:rFonts w:ascii="Arial" w:hAnsi="Arial" w:cs="Arial"/>
+          <w:sz w:val="20"/>
+          <w:szCs w:val="20"/>
+        </w:rPr>
+      </w:pPr>
+      <w:r>
+        <w:rPr>
+          <w:rFonts w:ascii="Arial" w:hAnsi="Arial" w:cs="Arial"/>
+          <w:sz w:val="20"/>
+          <w:szCs w:val="20"/>
+        </w:rPr>
+        <w:t xml:space="preserve">À défaut d’avoir intégralement réalisé et validé les </w:t>
+      </w:r>
+      <w:r>
+        <w:rPr>
+          <w:rStyle w:val="lev"/>
+          <w:rFonts w:ascii="Arial" w:hAnsi="Arial" w:cs="Arial"/>
+          <w:sz w:val="20"/>
+          <w:szCs w:val="20"/>
+        </w:rPr>
+        <w:t>62 heures de formation à distance</w:t>
+      </w:r>
+      <w:r>
+        <w:rPr>
+          <w:rFonts w:ascii="Arial" w:hAnsi="Arial" w:cs="Arial"/>
+          <w:sz w:val="20"/>
+          <w:szCs w:val="20"/>
+        </w:rPr>
+        <w:t xml:space="preserve"> dans le délai imparti :</w:t>
+      </w:r>
+    </w:p>
+    <w:p>
+      <w:pPr>
+        <w:pStyle w:val="NormalWeb"/>
+        <w:numPr>
+          <w:ilvl w:val="0"/>
+          <w:numId w:val="11"/>
+        </w:numPr>
+        <w:jc w:val="both"/>
+        <w:rPr>
+          <w:rFonts w:ascii="Arial" w:hAnsi="Arial" w:cs="Arial"/>
+          <w:sz w:val="20"/>
+          <w:szCs w:val="20"/>
+        </w:rPr>
+      </w:pPr>
+      <w:proofErr w:type="gramStart"/>
+      <w:r>
+        <w:rPr>
+          <w:rFonts w:ascii="Arial" w:hAnsi="Arial" w:cs="Arial"/>
+          <w:sz w:val="20"/>
+          <w:szCs w:val="20"/>
+        </w:rPr>
+        <w:t>le</w:t>
+      </w:r>
+      <w:proofErr w:type="gramEnd"/>
+      <w:r>
+        <w:rPr>
+          <w:rFonts w:ascii="Arial" w:hAnsi="Arial" w:cs="Arial"/>
+          <w:sz w:val="20"/>
+          <w:szCs w:val="20"/>
+        </w:rPr>
+        <w:t xml:space="preserve"> stagiaire ne sera pas autorisé à intégrer la phase présentielle de la formation ;</w:t>
+      </w:r>
+    </w:p>
+    <w:p>
+      <w:pPr>
+        <w:pStyle w:val="NormalWeb"/>
+        <w:numPr>
+          <w:ilvl w:val="0"/>
+          <w:numId w:val="11"/>
+        </w:numPr>
+        <w:jc w:val="both"/>
+        <w:rPr>
+          <w:rFonts w:ascii="Arial" w:hAnsi="Arial" w:cs="Arial"/>
+          <w:sz w:val="20"/>
+          <w:szCs w:val="20"/>
+        </w:rPr>
+      </w:pPr>
+      <w:proofErr w:type="gramStart"/>
+      <w:r>
+        <w:rPr>
+          <w:rFonts w:ascii="Arial" w:hAnsi="Arial" w:cs="Arial"/>
+          <w:sz w:val="20"/>
+          <w:szCs w:val="20"/>
+        </w:rPr>
+        <w:t>il</w:t>
+      </w:r>
+      <w:proofErr w:type="gramEnd"/>
+      <w:r>
+        <w:rPr>
+          <w:rFonts w:ascii="Arial" w:hAnsi="Arial" w:cs="Arial"/>
+          <w:sz w:val="20"/>
+          <w:szCs w:val="20"/>
+        </w:rPr>
+        <w:t xml:space="preserve"> ne pourra pas être présenté à l’examen final ;</w:t>
+      </w:r>
+    </w:p>
+    <w:p>
+      <w:pPr>
+        <w:pStyle w:val="NormalWeb"/>
+        <w:numPr>
+          <w:ilvl w:val="0"/>
+          <w:numId w:val="11"/>
+        </w:numPr>
+        <w:jc w:val="both"/>
+        <w:rPr>
+          <w:rFonts w:ascii="Arial" w:hAnsi="Arial" w:cs="Arial"/>
+          <w:sz w:val="20"/>
+          <w:szCs w:val="20"/>
+        </w:rPr>
+      </w:pPr>
+      <w:proofErr w:type="gramStart"/>
+      <w:r>
+        <w:rPr>
+          <w:rFonts w:ascii="Arial" w:hAnsi="Arial" w:cs="Arial"/>
+          <w:sz w:val="20"/>
+          <w:szCs w:val="20"/>
+        </w:rPr>
+        <w:t>aucune</w:t>
+      </w:r>
+      <w:proofErr w:type="gramEnd"/>
+      <w:r>
+        <w:rPr>
+          <w:rFonts w:ascii="Arial" w:hAnsi="Arial" w:cs="Arial"/>
+          <w:sz w:val="20"/>
+          <w:szCs w:val="20"/>
+        </w:rPr>
+        <w:t xml:space="preserve"> attestation de réalisation complète de la formation ni aucun document permettant de justifier de l’accomplissement du parcours réglementaire ne pourra lui être délivré.</w:t>
+      </w:r>
+    </w:p>
+    <w:p>
+      <w:pPr>
+        <w:pStyle w:val="NormalWeb"/>
+        <w:jc w:val="both"/>
+        <w:rPr>
+          <w:rFonts w:ascii="Arial" w:hAnsi="Arial" w:cs="Arial"/>
+          <w:sz w:val="20"/>
+          <w:szCs w:val="20"/>
+        </w:rPr>
+      </w:pPr>
+      <w:r>
+        <w:rPr>
+          <w:rFonts w:ascii="Arial" w:hAnsi="Arial" w:cs="Arial"/>
+          <w:sz w:val="20"/>
+          <w:szCs w:val="20"/>
+        </w:rPr>
+        <w:t>Le défaut d’achèvement de la formation à distance dans les délais impartis constitue un manquement du stagiaire à ses obligations contractuelles et est assimilé à une interruption ou à un abandon de la formation de son fait. Il ne constitue en aucun cas une annulation de la formation imputable à l’organisme de formation.</w:t>
+      </w:r>
+    </w:p>
+    <w:p>
+      <w:pPr>
+        <w:pStyle w:val="NormalWeb"/>
+        <w:jc w:val="both"/>
+        <w:rPr>
+          <w:rFonts w:ascii="Arial" w:hAnsi="Arial" w:cs="Arial"/>
+          <w:sz w:val="20"/>
+          <w:szCs w:val="20"/>
+        </w:rPr>
+      </w:pPr>
+      <w:r>
+        <w:rPr>
+          <w:rFonts w:ascii="Arial" w:hAnsi="Arial" w:cs="Arial"/>
+          <w:sz w:val="20"/>
+          <w:szCs w:val="20"/>
+        </w:rPr>
+        <w:t>En conséquence, les dispositions financières prévues à l’article 9 du présent contrat s’appliquent. Les prestations effectivement dispensées ou mises à disposition ainsi que les frais, indemnités ou sommes restant dus en application du présent contrat demeurent exigibles. Les sommes déjà versées ne donnent lieu à aucun remboursement.</w:t>
+      </w:r>
+    </w:p>
+    <w:p>
+      <w:pPr>
+        <w:pStyle w:val="NormalWeb"/>
+        <w:jc w:val="both"/>
+        <w:rPr>
+          <w:rFonts w:ascii="Arial" w:hAnsi="Arial" w:cs="Arial"/>
+          <w:sz w:val="20"/>
+          <w:szCs w:val="20"/>
+        </w:rPr>
+      </w:pPr>
+      <w:r>
+        <w:rPr>
+          <w:rFonts w:ascii="Arial" w:hAnsi="Arial" w:cs="Arial"/>
+          <w:sz w:val="20"/>
+          <w:szCs w:val="20"/>
+        </w:rPr>
+        <w:t>Lorsque le défaut d’assiduité ou d’achèvement entraîne un refus total ou partiel de prise en charge par un financeur, les sommes non prises en charge restent dues par le stagiaire, sous réserve des règles propres au dispositif de financement concerné.</w:t>
+      </w:r>
+    </w:p>
+    <w:p>
+      <w:pPr>
+        <w:pStyle w:val="NormalWeb"/>
+        <w:jc w:val="both"/>
+        <w:rPr>
+          <w:rFonts w:ascii="Arial" w:hAnsi="Arial" w:cs="Arial"/>
+          <w:sz w:val="20"/>
+          <w:szCs w:val="20"/>
+        </w:rPr>
+      </w:pPr>
+      <w:r>
+        <w:rPr>
+          <w:rFonts w:ascii="Arial" w:hAnsi="Arial" w:cs="Arial"/>
+          <w:sz w:val="20"/>
+          <w:szCs w:val="20"/>
+        </w:rPr>
+        <w:t>Les présentes dispositions s’appliquent sous réserve d’un cas de force majeure dûment reconnu et des dispositions légales impératives applicables.</w:t>
+      </w:r>
+    </w:p>
+    <w:p>
+      <w:pPr>
+        <w:rPr>
+          <w:rFonts w:eastAsia="Times New Roman" w:cs="Arial"/>
+          <w:szCs w:val="20"/>
+          <w:lang w:eastAsia="fr-FR"/>
+        </w:rPr>
+      </w:pPr>
+      <w:r>
+        <w:rPr>
+          <w:rFonts w:cs="Arial"/>
+          <w:szCs w:val="20"/>
         </w:rPr>
         <w:br w:type="page"/>
       </w:r>
@@ -2308,14 +2623,20 @@
       <w:pPr>
         <w:spacing w:after="80"/>
         <w:jc w:val="both"/>
+      </w:pPr>
+      <w:r>
+        <w:t xml:space="preserve">En cas de réussite à l'examen de fin de formation, le stagiaire obtient la qualification : </w:t>
+      </w:r>
+    </w:p>
+    <w:p>
+      <w:pPr>
+        <w:spacing w:after="80"/>
+        <w:jc w:val="both"/>
         <w:rPr>
           <w:b/>
           <w:bCs/>
         </w:rPr>
       </w:pPr>
-      <w:r>
-        <w:t xml:space="preserve">En cas de réussite à l'examen de fin de formation, le stagiaire obtient la qualification : </w:t>
-      </w:r>
       <w:r>
         <w:rPr>
           <w:b/>
@@ -6373,6 +6694,155 @@
     </w:lvl>
   </w:abstractNum>
   <w:abstractNum w:abstractNumId="9" w15:restartNumberingAfterBreak="0">
+    <w:nsid w:val="1A072DFE"/>
+    <w:multiLevelType w:val="multilevel"/>
+    <w:tmpl w:val="62B064F4"/>
+    <w:lvl w:ilvl="0">
+      <w:start w:val="1"/>
+      <w:numFmt w:val="bullet"/>
+      <w:lvlText w:val=""/>
+      <w:lvlJc w:val="left"/>
+      <w:pPr>
+        <w:tabs>
+          <w:tab w:val="num" w:pos="720"/>
+        </w:tabs>
+        <w:ind w:left="720" w:hanging="360"/>
+      </w:pPr>
+      <w:rPr>
+        <w:rFonts w:ascii="Symbol" w:hAnsi="Symbol" w:hint="default"/>
+        <w:sz w:val="20"/>
+      </w:rPr>
+    </w:lvl>
+    <w:lvl w:ilvl="1" w:tentative="1">
+      <w:start w:val="1"/>
+      <w:numFmt w:val="bullet"/>
+      <w:lvlText w:val="o"/>
+      <w:lvlJc w:val="left"/>
+      <w:pPr>
+        <w:tabs>
+          <w:tab w:val="num" w:pos="1440"/>
+        </w:tabs>
+        <w:ind w:left="1440" w:hanging="360"/>
+      </w:pPr>
+      <w:rPr>
+        <w:rFonts w:ascii="Courier New" w:hAnsi="Courier New" w:hint="default"/>
+        <w:sz w:val="20"/>
+      </w:rPr>
+    </w:lvl>
+    <w:lvl w:ilvl="2" w:tentative="1">
+      <w:start w:val="1"/>
+      <w:numFmt w:val="bullet"/>
+      <w:lvlText w:val=""/>
+      <w:lvlJc w:val="left"/>
+      <w:pPr>
+        <w:tabs>
+          <w:tab w:val="num" w:pos="2160"/>
+        </w:tabs>
+        <w:ind w:left="2160" w:hanging="360"/>
+      </w:pPr>
+      <w:rPr>
+        <w:rFonts w:ascii="Wingdings" w:hAnsi="Wingdings" w:hint="default"/>
+        <w:sz w:val="20"/>
+      </w:rPr>
+    </w:lvl>
+    <w:lvl w:ilvl="3" w:tentative="1">
+      <w:start w:val="1"/>
+      <w:numFmt w:val="bullet"/>
+      <w:lvlText w:val=""/>
+      <w:lvlJc w:val="left"/>
+      <w:pPr>
+        <w:tabs>
+          <w:tab w:val="num" w:pos="2880"/>
+        </w:tabs>
+        <w:ind w:left="2880" w:hanging="360"/>
+      </w:pPr>
+      <w:rPr>
+        <w:rFonts w:ascii="Wingdings" w:hAnsi="Wingdings" w:hint="default"/>
+        <w:sz w:val="20"/>
+      </w:rPr>
+    </w:lvl>
+    <w:lvl w:ilvl="4" w:tentative="1">
+      <w:start w:val="1"/>
+      <w:numFmt w:val="bullet"/>
+      <w:lvlText w:val=""/>
+      <w:lvlJc w:val="left"/>
+      <w:pPr>
+        <w:tabs>
+          <w:tab w:val="num" w:pos="3600"/>
+        </w:tabs>
+        <w:ind w:left="3600" w:hanging="360"/>
+      </w:pPr>
+      <w:rPr>
+        <w:rFonts w:ascii="Wingdings" w:hAnsi="Wingdings" w:hint="default"/>
+        <w:sz w:val="20"/>
+      </w:rPr>
+    </w:lvl>
+    <w:lvl w:ilvl="5" w:tentative="1">
+      <w:start w:val="1"/>
+      <w:numFmt w:val="bullet"/>
+      <w:lvlText w:val=""/>
+      <w:lvlJc w:val="left"/>
+      <w:pPr>
+        <w:tabs>
+          <w:tab w:val="num" w:pos="4320"/>
+        </w:tabs>
+        <w:ind w:left="4320" w:hanging="360"/>
+      </w:pPr>
+      <w:rPr>
+        <w:rFonts w:ascii="Wingdings" w:hAnsi="Wingdings" w:hint="default"/>
+        <w:sz w:val="20"/>
+      </w:rPr>
+    </w:lvl>
+    <w:lvl w:ilvl="6" w:tentative="1">
+      <w:start w:val="1"/>
+      <w:numFmt w:val="bullet"/>
+      <w:lvlText w:val=""/>
+      <w:lvlJc w:val="left"/>
+      <w:pPr>
+        <w:tabs>
+          <w:tab w:val="num" w:pos="5040"/>
+        </w:tabs>
+        <w:ind w:left="5040" w:hanging="360"/>
+      </w:pPr>
+      <w:rPr>
+        <w:rFonts w:ascii="Wingdings" w:hAnsi="Wingdings" w:hint="default"/>
+        <w:sz w:val="20"/>
+      </w:rPr>
+    </w:lvl>
+    <w:lvl w:ilvl="7" w:tentative="1">
+      <w:start w:val="1"/>
+      <w:numFmt w:val="bullet"/>
+      <w:lvlText w:val=""/>
+      <w:lvlJc w:val="left"/>
+      <w:pPr>
+        <w:tabs>
+          <w:tab w:val="num" w:pos="5760"/>
+        </w:tabs>
+        <w:ind w:left="5760" w:hanging="360"/>
+      </w:pPr>
+      <w:rPr>
+        <w:rFonts w:ascii="Wingdings" w:hAnsi="Wingdings" w:hint="default"/>
+        <w:sz w:val="20"/>
+      </w:rPr>
+    </w:lvl>
+    <w:lvl w:ilvl="8" w:tentative="1">
+      <w:start w:val="1"/>
+      <w:numFmt w:val="bullet"/>
+      <w:lvlText w:val=""/>
+      <w:lvlJc w:val="left"/>
+      <w:pPr>
+        <w:tabs>
+          <w:tab w:val="num" w:pos="6480"/>
+        </w:tabs>
+        <w:ind w:left="6480" w:hanging="360"/>
+      </w:pPr>
+      <w:rPr>
+        <w:rFonts w:ascii="Wingdings" w:hAnsi="Wingdings" w:hint="default"/>
+        <w:sz w:val="20"/>
+      </w:rPr>
+    </w:lvl>
+  </w:abstractNum>
+  <w:abstractNum w:abstractNumId="10" w15:restartNumberingAfterBreak="0">
     <w:nsid w:val="7B460836"/>
     <w:multiLevelType w:val="hybridMultilevel"/>
     <w:tmpl w:val="19ECBA5A"/>
@@ -6513,6 +6983,9 @@
     <w:abstractNumId w:val="0"/>
   </w:num>
   <w:num w:numId="10" w16cid:durableId="712726967">
+    <w:abstractNumId w:val="10"/>
+  </w:num>
+  <w:num w:numId="11" w16cid:durableId="997466334">
     <w:abstractNumId w:val="9"/>
   </w:num>
 </w:numbering>
@@ -17928,7 +18401,6 @@
     <w:name w:val="Normal (Web)"/>
     <w:basedOn w:val="Normal"/>
     <w:uiPriority w:val="99"/>
-    <w:semiHidden/>
     <w:unhideWhenUsed/>
     <w:rsid w:val="009778C0"/>
     <w:pPr>
